--- a/public/labs/pmzi/ЛР9_ПМЗІ_Програмні_засоби_захисту_від_мережевих_атак.docx
+++ b/public/labs/pmzi/ЛР9_ПМЗІ_Програмні_засоби_захисту_від_мережевих_атак.docx
@@ -15,7 +15,7 @@
         <w:pStyle w:val="Subtitle"/>
       </w:pPr>
       <w:r>
-        <w:t xml:space="preserve">Програмні засоби захисту від мережевих атак</w:t>
+        <w:t xml:space="preserve">Програмні засоби захисту від атак з мережі Internet</w:t>
       </w:r>
     </w:p>
     <w:p>
@@ -51,7 +51,7 @@
         <w:t xml:space="preserve"> </w:t>
       </w:r>
       <w:r>
-        <w:t xml:space="preserve">ПК з встановленим Wireshark або tcpdump; Доступ до командного рядка з правами адміністратора; Python 3 для написання скриптів; Віртуальна машина (опціонально, для безпечних експериментів).</w:t>
+        <w:t xml:space="preserve">ПК з встановленим Wireshark або tcpdump; Доступ до командного рядка з правами адміністратора; C++ компілятор для написання утиліт; Віртуальна машина (опціонально, для безпечних експериментів).</w:t>
       </w:r>
     </w:p>
     <w:p>
@@ -2505,13 +2505,13 @@
       </w:r>
     </w:p>
     <w:bookmarkEnd w:id="22"/>
-    <w:bookmarkStart w:id="23" w:name="базове-сканування-портів-python"/>
+    <w:bookmarkStart w:id="23" w:name="базове-сканування-портів"/>
     <w:p>
       <w:pPr>
         <w:pStyle w:val="Heading4"/>
       </w:pPr>
       <w:r>
-        <w:t xml:space="preserve">Базове сканування портів (Python)</w:t>
+        <w:t xml:space="preserve">Базове сканування портів</w:t>
       </w:r>
     </w:p>
     <w:p>
@@ -2522,364 +2522,823 @@
         <w:rPr>
           <w:rStyle w:val="VerbatimChar"/>
         </w:rPr>
-        <w:t xml:space="preserve">import socket</w:t>
-      </w:r>
-      <w:r>
-        <w:br/>
-      </w:r>
-      <w:r>
-        <w:rPr>
-          <w:rStyle w:val="VerbatimChar"/>
-        </w:rPr>
-        <w:t xml:space="preserve">from concurrent.futures import ThreadPoolExecutor</w:t>
-      </w:r>
-      <w:r>
-        <w:br/>
-      </w:r>
-      <w:r>
-        <w:br/>
-      </w:r>
-      <w:r>
-        <w:rPr>
-          <w:rStyle w:val="VerbatimChar"/>
-        </w:rPr>
-        <w:t xml:space="preserve">def scan_port(host: str, port: int) -&gt; tuple:</w:t>
-      </w:r>
-      <w:r>
-        <w:br/>
-      </w:r>
-      <w:r>
-        <w:rPr>
-          <w:rStyle w:val="VerbatimChar"/>
-        </w:rPr>
-        <w:t xml:space="preserve">    """Перевіряє, чи відкритий порт."""</w:t>
-      </w:r>
-      <w:r>
-        <w:br/>
-      </w:r>
-      <w:r>
-        <w:rPr>
-          <w:rStyle w:val="VerbatimChar"/>
-        </w:rPr>
-        <w:t xml:space="preserve">    try:</w:t>
-      </w:r>
-      <w:r>
-        <w:br/>
-      </w:r>
-      <w:r>
-        <w:rPr>
-          <w:rStyle w:val="VerbatimChar"/>
-        </w:rPr>
-        <w:t xml:space="preserve">        sock = socket.socket(socket.AF_INET, socket.SOCK_STREAM)</w:t>
-      </w:r>
-      <w:r>
-        <w:br/>
-      </w:r>
-      <w:r>
-        <w:rPr>
-          <w:rStyle w:val="VerbatimChar"/>
-        </w:rPr>
-        <w:t xml:space="preserve">        sock.settimeout(1)</w:t>
-      </w:r>
-      <w:r>
-        <w:br/>
-      </w:r>
-      <w:r>
-        <w:rPr>
-          <w:rStyle w:val="VerbatimChar"/>
-        </w:rPr>
-        <w:t xml:space="preserve">        result = sock.connect_ex((host, port))</w:t>
-      </w:r>
-      <w:r>
-        <w:br/>
-      </w:r>
-      <w:r>
-        <w:rPr>
-          <w:rStyle w:val="VerbatimChar"/>
-        </w:rPr>
-        <w:t xml:space="preserve">        sock.close()</w:t>
-      </w:r>
-      <w:r>
-        <w:br/>
-      </w:r>
-      <w:r>
-        <w:rPr>
-          <w:rStyle w:val="VerbatimChar"/>
-        </w:rPr>
-        <w:t xml:space="preserve">        if result == 0:</w:t>
-      </w:r>
-      <w:r>
-        <w:br/>
-      </w:r>
-      <w:r>
-        <w:rPr>
-          <w:rStyle w:val="VerbatimChar"/>
-        </w:rPr>
-        <w:t xml:space="preserve">            return (port, True)</w:t>
-      </w:r>
-      <w:r>
-        <w:br/>
-      </w:r>
-      <w:r>
-        <w:rPr>
-          <w:rStyle w:val="VerbatimChar"/>
-        </w:rPr>
-        <w:t xml:space="preserve">        return (port, False)</w:t>
-      </w:r>
-      <w:r>
-        <w:br/>
-      </w:r>
-      <w:r>
-        <w:rPr>
-          <w:rStyle w:val="VerbatimChar"/>
-        </w:rPr>
-        <w:t xml:space="preserve">    except:</w:t>
-      </w:r>
-      <w:r>
-        <w:br/>
-      </w:r>
-      <w:r>
-        <w:rPr>
-          <w:rStyle w:val="VerbatimChar"/>
-        </w:rPr>
-        <w:t xml:space="preserve">        return (port, False)</w:t>
-      </w:r>
-      <w:r>
-        <w:br/>
-      </w:r>
-      <w:r>
-        <w:br/>
-      </w:r>
-      <w:r>
-        <w:rPr>
-          <w:rStyle w:val="VerbatimChar"/>
-        </w:rPr>
-        <w:t xml:space="preserve">def scan_ports(host: str, ports: list) -&gt; list:</w:t>
-      </w:r>
-      <w:r>
-        <w:br/>
-      </w:r>
-      <w:r>
-        <w:rPr>
-          <w:rStyle w:val="VerbatimChar"/>
-        </w:rPr>
-        <w:t xml:space="preserve">    """Сканує список портів паралельно."""</w:t>
-      </w:r>
-      <w:r>
-        <w:br/>
-      </w:r>
-      <w:r>
-        <w:rPr>
-          <w:rStyle w:val="VerbatimChar"/>
-        </w:rPr>
-        <w:t xml:space="preserve">    open_ports = []</w:t>
-      </w:r>
-      <w:r>
-        <w:br/>
-      </w:r>
-      <w:r>
-        <w:br/>
-      </w:r>
-      <w:r>
-        <w:rPr>
-          <w:rStyle w:val="VerbatimChar"/>
-        </w:rPr>
-        <w:t xml:space="preserve">    with ThreadPoolExecutor(max_workers=50) as executor:</w:t>
-      </w:r>
-      <w:r>
-        <w:br/>
-      </w:r>
-      <w:r>
-        <w:rPr>
-          <w:rStyle w:val="VerbatimChar"/>
-        </w:rPr>
-        <w:t xml:space="preserve">        results = executor.map(lambda p: scan_port(host, p), ports)</w:t>
-      </w:r>
-      <w:r>
-        <w:br/>
-      </w:r>
-      <w:r>
-        <w:br/>
-      </w:r>
-      <w:r>
-        <w:rPr>
-          <w:rStyle w:val="VerbatimChar"/>
-        </w:rPr>
-        <w:t xml:space="preserve">    for port, is_open in results:</w:t>
-      </w:r>
-      <w:r>
-        <w:br/>
-      </w:r>
-      <w:r>
-        <w:rPr>
-          <w:rStyle w:val="VerbatimChar"/>
-        </w:rPr>
-        <w:t xml:space="preserve">        if is_open:</w:t>
-      </w:r>
-      <w:r>
-        <w:br/>
-      </w:r>
-      <w:r>
-        <w:rPr>
-          <w:rStyle w:val="VerbatimChar"/>
-        </w:rPr>
-        <w:t xml:space="preserve">            open_ports.append(port)</w:t>
-      </w:r>
-      <w:r>
-        <w:br/>
-      </w:r>
-      <w:r>
-        <w:br/>
-      </w:r>
-      <w:r>
-        <w:rPr>
-          <w:rStyle w:val="VerbatimChar"/>
-        </w:rPr>
-        <w:t xml:space="preserve">    return open_ports</w:t>
-      </w:r>
-      <w:r>
-        <w:br/>
-      </w:r>
-      <w:r>
-        <w:br/>
-      </w:r>
-      <w:r>
-        <w:rPr>
-          <w:rStyle w:val="VerbatimChar"/>
-        </w:rPr>
-        <w:t xml:space="preserve"># Сканування localhost</w:t>
-      </w:r>
-      <w:r>
-        <w:br/>
-      </w:r>
-      <w:r>
-        <w:rPr>
-          <w:rStyle w:val="VerbatimChar"/>
-        </w:rPr>
-        <w:t xml:space="preserve">if __name__ == "__main__":</w:t>
-      </w:r>
-      <w:r>
-        <w:br/>
-      </w:r>
-      <w:r>
-        <w:rPr>
-          <w:rStyle w:val="VerbatimChar"/>
-        </w:rPr>
-        <w:t xml:space="preserve">    target = "127.0.0.1"</w:t>
-      </w:r>
-      <w:r>
-        <w:br/>
-      </w:r>
-      <w:r>
-        <w:rPr>
-          <w:rStyle w:val="VerbatimChar"/>
-        </w:rPr>
-        <w:t xml:space="preserve">    common_ports = [21, 22, 23, 25, 53, 80, 110, 135, 139, 143,</w:t>
-      </w:r>
-      <w:r>
-        <w:br/>
-      </w:r>
-      <w:r>
-        <w:rPr>
-          <w:rStyle w:val="VerbatimChar"/>
-        </w:rPr>
-        <w:t xml:space="preserve">                    443, 445, 993, 995, 1433, 3306, 3389, 5432, 8080]</w:t>
-      </w:r>
-      <w:r>
-        <w:br/>
-      </w:r>
-      <w:r>
-        <w:br/>
-      </w:r>
-      <w:r>
-        <w:rPr>
-          <w:rStyle w:val="VerbatimChar"/>
-        </w:rPr>
-        <w:t xml:space="preserve">    print(f"Сканування {target}...")</w:t>
-      </w:r>
-      <w:r>
-        <w:br/>
-      </w:r>
-      <w:r>
-        <w:rPr>
-          <w:rStyle w:val="VerbatimChar"/>
-        </w:rPr>
-        <w:t xml:space="preserve">    open_ports = scan_ports(target, common_ports)</w:t>
-      </w:r>
-      <w:r>
-        <w:br/>
-      </w:r>
-      <w:r>
-        <w:br/>
-      </w:r>
-      <w:r>
-        <w:rPr>
-          <w:rStyle w:val="VerbatimChar"/>
-        </w:rPr>
-        <w:t xml:space="preserve">    print(f"\nВідкриті порти:")</w:t>
-      </w:r>
-      <w:r>
-        <w:br/>
-      </w:r>
-      <w:r>
-        <w:rPr>
-          <w:rStyle w:val="VerbatimChar"/>
-        </w:rPr>
-        <w:t xml:space="preserve">    for port in open_ports:</w:t>
-      </w:r>
-      <w:r>
-        <w:br/>
-      </w:r>
-      <w:r>
-        <w:rPr>
-          <w:rStyle w:val="VerbatimChar"/>
-        </w:rPr>
-        <w:t xml:space="preserve">        service = {</w:t>
-      </w:r>
-      <w:r>
-        <w:br/>
-      </w:r>
-      <w:r>
-        <w:rPr>
-          <w:rStyle w:val="VerbatimChar"/>
-        </w:rPr>
-        <w:t xml:space="preserve">            21: "FTP", 22: "SSH", 23: "Telnet", 25: "SMTP",</w:t>
-      </w:r>
-      <w:r>
-        <w:br/>
-      </w:r>
-      <w:r>
-        <w:rPr>
-          <w:rStyle w:val="VerbatimChar"/>
-        </w:rPr>
-        <w:t xml:space="preserve">            53: "DNS", 80: "HTTP", 443: "HTTPS", 445: "SMB",</w:t>
-      </w:r>
-      <w:r>
-        <w:br/>
-      </w:r>
-      <w:r>
-        <w:rPr>
-          <w:rStyle w:val="VerbatimChar"/>
-        </w:rPr>
-        <w:t xml:space="preserve">            3306: "MySQL", 3389: "RDP", 5432: "PostgreSQL", 8080: "HTTP-alt"</w:t>
-      </w:r>
-      <w:r>
-        <w:br/>
-      </w:r>
-      <w:r>
-        <w:rPr>
-          <w:rStyle w:val="VerbatimChar"/>
-        </w:rPr>
-        <w:t xml:space="preserve">        }.get(port, "Unknown")</w:t>
-      </w:r>
-      <w:r>
-        <w:br/>
-      </w:r>
-      <w:r>
-        <w:rPr>
-          <w:rStyle w:val="VerbatimChar"/>
-        </w:rPr>
-        <w:t xml:space="preserve">        print(f"  {port}/tcp - {service}")</w:t>
+        <w:t xml:space="preserve">// Сканер портів. Збірка у Visual Studio: проєкт консольного застосунку,</w:t>
+      </w:r>
+      <w:r>
+        <w:br/>
+      </w:r>
+      <w:r>
+        <w:rPr>
+          <w:rStyle w:val="VerbatimChar"/>
+        </w:rPr>
+        <w:t xml:space="preserve">// у властивостях додати бібліотеку ws2_32.lib (Linker → Input → Additional Dependencies).</w:t>
+      </w:r>
+      <w:r>
+        <w:br/>
+      </w:r>
+      <w:r>
+        <w:rPr>
+          <w:rStyle w:val="VerbatimChar"/>
+        </w:rPr>
+        <w:t xml:space="preserve">#include &lt;iostream&gt;</w:t>
+      </w:r>
+      <w:r>
+        <w:br/>
+      </w:r>
+      <w:r>
+        <w:rPr>
+          <w:rStyle w:val="VerbatimChar"/>
+        </w:rPr>
+        <w:t xml:space="preserve">#include &lt;string&gt;</w:t>
+      </w:r>
+      <w:r>
+        <w:br/>
+      </w:r>
+      <w:r>
+        <w:rPr>
+          <w:rStyle w:val="VerbatimChar"/>
+        </w:rPr>
+        <w:t xml:space="preserve">#include &lt;vector&gt;</w:t>
+      </w:r>
+      <w:r>
+        <w:br/>
+      </w:r>
+      <w:r>
+        <w:br/>
+      </w:r>
+      <w:r>
+        <w:rPr>
+          <w:rStyle w:val="VerbatimChar"/>
+        </w:rPr>
+        <w:t xml:space="preserve">#ifdef _WIN32</w:t>
+      </w:r>
+      <w:r>
+        <w:br/>
+      </w:r>
+      <w:r>
+        <w:rPr>
+          <w:rStyle w:val="VerbatimChar"/>
+        </w:rPr>
+        <w:t xml:space="preserve">  #include &lt;winsock2.h&gt;</w:t>
+      </w:r>
+      <w:r>
+        <w:br/>
+      </w:r>
+      <w:r>
+        <w:rPr>
+          <w:rStyle w:val="VerbatimChar"/>
+        </w:rPr>
+        <w:t xml:space="preserve">  #include &lt;ws2tcpip.h&gt;</w:t>
+      </w:r>
+      <w:r>
+        <w:br/>
+      </w:r>
+      <w:r>
+        <w:rPr>
+          <w:rStyle w:val="VerbatimChar"/>
+        </w:rPr>
+        <w:t xml:space="preserve">  #pragma comment(lib, "ws2_32.lib")</w:t>
+      </w:r>
+      <w:r>
+        <w:br/>
+      </w:r>
+      <w:r>
+        <w:rPr>
+          <w:rStyle w:val="VerbatimChar"/>
+        </w:rPr>
+        <w:t xml:space="preserve">  using socket_t = SOCKET;</w:t>
+      </w:r>
+      <w:r>
+        <w:br/>
+      </w:r>
+      <w:r>
+        <w:rPr>
+          <w:rStyle w:val="VerbatimChar"/>
+        </w:rPr>
+        <w:t xml:space="preserve">  const socket_t INVALID_SOCK = INVALID_SOCKET;</w:t>
+      </w:r>
+      <w:r>
+        <w:br/>
+      </w:r>
+      <w:r>
+        <w:rPr>
+          <w:rStyle w:val="VerbatimChar"/>
+        </w:rPr>
+        <w:t xml:space="preserve">#else</w:t>
+      </w:r>
+      <w:r>
+        <w:br/>
+      </w:r>
+      <w:r>
+        <w:rPr>
+          <w:rStyle w:val="VerbatimChar"/>
+        </w:rPr>
+        <w:t xml:space="preserve">  #include &lt;sys/socket.h&gt;</w:t>
+      </w:r>
+      <w:r>
+        <w:br/>
+      </w:r>
+      <w:r>
+        <w:rPr>
+          <w:rStyle w:val="VerbatimChar"/>
+        </w:rPr>
+        <w:t xml:space="preserve">  #include &lt;arpa/inet.h&gt;</w:t>
+      </w:r>
+      <w:r>
+        <w:br/>
+      </w:r>
+      <w:r>
+        <w:rPr>
+          <w:rStyle w:val="VerbatimChar"/>
+        </w:rPr>
+        <w:t xml:space="preserve">  #include &lt;unistd.h&gt;</w:t>
+      </w:r>
+      <w:r>
+        <w:br/>
+      </w:r>
+      <w:r>
+        <w:rPr>
+          <w:rStyle w:val="VerbatimChar"/>
+        </w:rPr>
+        <w:t xml:space="preserve">  using socket_t = int;</w:t>
+      </w:r>
+      <w:r>
+        <w:br/>
+      </w:r>
+      <w:r>
+        <w:rPr>
+          <w:rStyle w:val="VerbatimChar"/>
+        </w:rPr>
+        <w:t xml:space="preserve">  const socket_t INVALID_SOCK = -1;</w:t>
+      </w:r>
+      <w:r>
+        <w:br/>
+      </w:r>
+      <w:r>
+        <w:rPr>
+          <w:rStyle w:val="VerbatimChar"/>
+        </w:rPr>
+        <w:t xml:space="preserve">  #define closesocket close</w:t>
+      </w:r>
+      <w:r>
+        <w:br/>
+      </w:r>
+      <w:r>
+        <w:rPr>
+          <w:rStyle w:val="VerbatimChar"/>
+        </w:rPr>
+        <w:t xml:space="preserve">#endif</w:t>
+      </w:r>
+      <w:r>
+        <w:br/>
+      </w:r>
+      <w:r>
+        <w:br/>
+      </w:r>
+      <w:r>
+        <w:rPr>
+          <w:rStyle w:val="VerbatimChar"/>
+        </w:rPr>
+        <w:t xml:space="preserve">struct ServiceName {</w:t>
+      </w:r>
+      <w:r>
+        <w:br/>
+      </w:r>
+      <w:r>
+        <w:rPr>
+          <w:rStyle w:val="VerbatimChar"/>
+        </w:rPr>
+        <w:t xml:space="preserve">    int port;</w:t>
+      </w:r>
+      <w:r>
+        <w:br/>
+      </w:r>
+      <w:r>
+        <w:rPr>
+          <w:rStyle w:val="VerbatimChar"/>
+        </w:rPr>
+        <w:t xml:space="preserve">    const char* name;</w:t>
+      </w:r>
+      <w:r>
+        <w:br/>
+      </w:r>
+      <w:r>
+        <w:rPr>
+          <w:rStyle w:val="VerbatimChar"/>
+        </w:rPr>
+        <w:t xml:space="preserve">};</w:t>
+      </w:r>
+      <w:r>
+        <w:br/>
+      </w:r>
+      <w:r>
+        <w:br/>
+      </w:r>
+      <w:r>
+        <w:rPr>
+          <w:rStyle w:val="VerbatimChar"/>
+        </w:rPr>
+        <w:t xml:space="preserve">const ServiceName KNOWN_SERVICES[] = {</w:t>
+      </w:r>
+      <w:r>
+        <w:br/>
+      </w:r>
+      <w:r>
+        <w:rPr>
+          <w:rStyle w:val="VerbatimChar"/>
+        </w:rPr>
+        <w:t xml:space="preserve">    {21, "FTP"},   {22, "SSH"},   {23, "Telnet"}, {25, "SMTP"},</w:t>
+      </w:r>
+      <w:r>
+        <w:br/>
+      </w:r>
+      <w:r>
+        <w:rPr>
+          <w:rStyle w:val="VerbatimChar"/>
+        </w:rPr>
+        <w:t xml:space="preserve">    {53, "DNS"},   {80, "HTTP"},  {110, "POP3"},  {143, "IMAP"},</w:t>
+      </w:r>
+      <w:r>
+        <w:br/>
+      </w:r>
+      <w:r>
+        <w:rPr>
+          <w:rStyle w:val="VerbatimChar"/>
+        </w:rPr>
+        <w:t xml:space="preserve">    {443, "HTTPS"},{445, "SMB"},  {3306, "MySQL"},{3389, "RDP"},</w:t>
+      </w:r>
+      <w:r>
+        <w:br/>
+      </w:r>
+      <w:r>
+        <w:rPr>
+          <w:rStyle w:val="VerbatimChar"/>
+        </w:rPr>
+        <w:t xml:space="preserve">    {5432, "PostgreSQL"}, {8080, "HTTP-alt"}</w:t>
+      </w:r>
+      <w:r>
+        <w:br/>
+      </w:r>
+      <w:r>
+        <w:rPr>
+          <w:rStyle w:val="VerbatimChar"/>
+        </w:rPr>
+        <w:t xml:space="preserve">};</w:t>
+      </w:r>
+      <w:r>
+        <w:br/>
+      </w:r>
+      <w:r>
+        <w:br/>
+      </w:r>
+      <w:r>
+        <w:rPr>
+          <w:rStyle w:val="VerbatimChar"/>
+        </w:rPr>
+        <w:t xml:space="preserve">const char* serviceName(int port) {</w:t>
+      </w:r>
+      <w:r>
+        <w:br/>
+      </w:r>
+      <w:r>
+        <w:rPr>
+          <w:rStyle w:val="VerbatimChar"/>
+        </w:rPr>
+        <w:t xml:space="preserve">    for (const ServiceName&amp; service : KNOWN_SERVICES) {</w:t>
+      </w:r>
+      <w:r>
+        <w:br/>
+      </w:r>
+      <w:r>
+        <w:rPr>
+          <w:rStyle w:val="VerbatimChar"/>
+        </w:rPr>
+        <w:t xml:space="preserve">        if (service.port == port) return service.name;</w:t>
+      </w:r>
+      <w:r>
+        <w:br/>
+      </w:r>
+      <w:r>
+        <w:rPr>
+          <w:rStyle w:val="VerbatimChar"/>
+        </w:rPr>
+        <w:t xml:space="preserve">    }</w:t>
+      </w:r>
+      <w:r>
+        <w:br/>
+      </w:r>
+      <w:r>
+        <w:rPr>
+          <w:rStyle w:val="VerbatimChar"/>
+        </w:rPr>
+        <w:t xml:space="preserve">    return "Unknown";</w:t>
+      </w:r>
+      <w:r>
+        <w:br/>
+      </w:r>
+      <w:r>
+        <w:rPr>
+          <w:rStyle w:val="VerbatimChar"/>
+        </w:rPr>
+        <w:t xml:space="preserve">}</w:t>
+      </w:r>
+      <w:r>
+        <w:br/>
+      </w:r>
+      <w:r>
+        <w:br/>
+      </w:r>
+      <w:r>
+        <w:rPr>
+          <w:rStyle w:val="VerbatimChar"/>
+        </w:rPr>
+        <w:t xml:space="preserve">// Спроба встановити з'єднання: успіх означає, що порт відкритий</w:t>
+      </w:r>
+      <w:r>
+        <w:br/>
+      </w:r>
+      <w:r>
+        <w:rPr>
+          <w:rStyle w:val="VerbatimChar"/>
+        </w:rPr>
+        <w:t xml:space="preserve">bool isPortOpen(const std::string&amp; host, int port, int timeoutMs = 500) {</w:t>
+      </w:r>
+      <w:r>
+        <w:br/>
+      </w:r>
+      <w:r>
+        <w:rPr>
+          <w:rStyle w:val="VerbatimChar"/>
+        </w:rPr>
+        <w:t xml:space="preserve">    socket_t sock = socket(AF_INET, SOCK_STREAM, 0);</w:t>
+      </w:r>
+      <w:r>
+        <w:br/>
+      </w:r>
+      <w:r>
+        <w:rPr>
+          <w:rStyle w:val="VerbatimChar"/>
+        </w:rPr>
+        <w:t xml:space="preserve">    if (sock == INVALID_SOCK) return false;</w:t>
+      </w:r>
+      <w:r>
+        <w:br/>
+      </w:r>
+      <w:r>
+        <w:br/>
+      </w:r>
+      <w:r>
+        <w:rPr>
+          <w:rStyle w:val="VerbatimChar"/>
+        </w:rPr>
+        <w:t xml:space="preserve">    // Обмежуємо час очікування, інакше сканування триватиме надто довго</w:t>
+      </w:r>
+      <w:r>
+        <w:br/>
+      </w:r>
+      <w:r>
+        <w:rPr>
+          <w:rStyle w:val="VerbatimChar"/>
+        </w:rPr>
+        <w:t xml:space="preserve">#ifdef _WIN32</w:t>
+      </w:r>
+      <w:r>
+        <w:br/>
+      </w:r>
+      <w:r>
+        <w:rPr>
+          <w:rStyle w:val="VerbatimChar"/>
+        </w:rPr>
+        <w:t xml:space="preserve">    DWORD timeout = static_cast&lt;DWORD&gt;(timeoutMs);</w:t>
+      </w:r>
+      <w:r>
+        <w:br/>
+      </w:r>
+      <w:r>
+        <w:rPr>
+          <w:rStyle w:val="VerbatimChar"/>
+        </w:rPr>
+        <w:t xml:space="preserve">    setsockopt(sock, SOL_SOCKET, SO_RCVTIMEO, reinterpret_cast&lt;const char*&gt;(&amp;timeout), sizeof(timeout));</w:t>
+      </w:r>
+      <w:r>
+        <w:br/>
+      </w:r>
+      <w:r>
+        <w:rPr>
+          <w:rStyle w:val="VerbatimChar"/>
+        </w:rPr>
+        <w:t xml:space="preserve">#else</w:t>
+      </w:r>
+      <w:r>
+        <w:br/>
+      </w:r>
+      <w:r>
+        <w:rPr>
+          <w:rStyle w:val="VerbatimChar"/>
+        </w:rPr>
+        <w:t xml:space="preserve">    timeval timeout{ timeoutMs / 1000, (timeoutMs % 1000) * 1000 };</w:t>
+      </w:r>
+      <w:r>
+        <w:br/>
+      </w:r>
+      <w:r>
+        <w:rPr>
+          <w:rStyle w:val="VerbatimChar"/>
+        </w:rPr>
+        <w:t xml:space="preserve">    setsockopt(sock, SOL_SOCKET, SO_RCVTIMEO, &amp;timeout, sizeof(timeout));</w:t>
+      </w:r>
+      <w:r>
+        <w:br/>
+      </w:r>
+      <w:r>
+        <w:rPr>
+          <w:rStyle w:val="VerbatimChar"/>
+        </w:rPr>
+        <w:t xml:space="preserve">#endif</w:t>
+      </w:r>
+      <w:r>
+        <w:br/>
+      </w:r>
+      <w:r>
+        <w:br/>
+      </w:r>
+      <w:r>
+        <w:rPr>
+          <w:rStyle w:val="VerbatimChar"/>
+        </w:rPr>
+        <w:t xml:space="preserve">    sockaddr_in address{};</w:t>
+      </w:r>
+      <w:r>
+        <w:br/>
+      </w:r>
+      <w:r>
+        <w:rPr>
+          <w:rStyle w:val="VerbatimChar"/>
+        </w:rPr>
+        <w:t xml:space="preserve">    address.sin_family = AF_INET;</w:t>
+      </w:r>
+      <w:r>
+        <w:br/>
+      </w:r>
+      <w:r>
+        <w:rPr>
+          <w:rStyle w:val="VerbatimChar"/>
+        </w:rPr>
+        <w:t xml:space="preserve">    address.sin_port = htons(static_cast&lt;unsigned short&gt;(port));</w:t>
+      </w:r>
+      <w:r>
+        <w:br/>
+      </w:r>
+      <w:r>
+        <w:rPr>
+          <w:rStyle w:val="VerbatimChar"/>
+        </w:rPr>
+        <w:t xml:space="preserve">    inet_pton(AF_INET, host.c_str(), &amp;address.sin_addr);</w:t>
+      </w:r>
+      <w:r>
+        <w:br/>
+      </w:r>
+      <w:r>
+        <w:br/>
+      </w:r>
+      <w:r>
+        <w:rPr>
+          <w:rStyle w:val="VerbatimChar"/>
+        </w:rPr>
+        <w:t xml:space="preserve">    bool opened = connect(sock, reinterpret_cast&lt;sockaddr*&gt;(&amp;address), sizeof(address)) == 0;</w:t>
+      </w:r>
+      <w:r>
+        <w:br/>
+      </w:r>
+      <w:r>
+        <w:rPr>
+          <w:rStyle w:val="VerbatimChar"/>
+        </w:rPr>
+        <w:t xml:space="preserve">    closesocket(sock);</w:t>
+      </w:r>
+      <w:r>
+        <w:br/>
+      </w:r>
+      <w:r>
+        <w:rPr>
+          <w:rStyle w:val="VerbatimChar"/>
+        </w:rPr>
+        <w:t xml:space="preserve">    return opened;</w:t>
+      </w:r>
+      <w:r>
+        <w:br/>
+      </w:r>
+      <w:r>
+        <w:rPr>
+          <w:rStyle w:val="VerbatimChar"/>
+        </w:rPr>
+        <w:t xml:space="preserve">}</w:t>
+      </w:r>
+      <w:r>
+        <w:br/>
+      </w:r>
+      <w:r>
+        <w:br/>
+      </w:r>
+      <w:r>
+        <w:rPr>
+          <w:rStyle w:val="VerbatimChar"/>
+        </w:rPr>
+        <w:t xml:space="preserve">int main() {</w:t>
+      </w:r>
+      <w:r>
+        <w:br/>
+      </w:r>
+      <w:r>
+        <w:rPr>
+          <w:rStyle w:val="VerbatimChar"/>
+        </w:rPr>
+        <w:t xml:space="preserve">    // УВАГА: сканувати дозволено лише власний комп'ютер або вузол,</w:t>
+      </w:r>
+      <w:r>
+        <w:br/>
+      </w:r>
+      <w:r>
+        <w:rPr>
+          <w:rStyle w:val="VerbatimChar"/>
+        </w:rPr>
+        <w:t xml:space="preserve">    // на який є письмовий дозвіл власника</w:t>
+      </w:r>
+      <w:r>
+        <w:br/>
+      </w:r>
+      <w:r>
+        <w:rPr>
+          <w:rStyle w:val="VerbatimChar"/>
+        </w:rPr>
+        <w:t xml:space="preserve">    const std::string target = "127.0.0.1";</w:t>
+      </w:r>
+      <w:r>
+        <w:br/>
+      </w:r>
+      <w:r>
+        <w:rPr>
+          <w:rStyle w:val="VerbatimChar"/>
+        </w:rPr>
+        <w:t xml:space="preserve">    const std::vector&lt;int&gt; ports = {</w:t>
+      </w:r>
+      <w:r>
+        <w:br/>
+      </w:r>
+      <w:r>
+        <w:rPr>
+          <w:rStyle w:val="VerbatimChar"/>
+        </w:rPr>
+        <w:t xml:space="preserve">        21, 22, 23, 25, 53, 80, 110, 135, 139, 143,</w:t>
+      </w:r>
+      <w:r>
+        <w:br/>
+      </w:r>
+      <w:r>
+        <w:rPr>
+          <w:rStyle w:val="VerbatimChar"/>
+        </w:rPr>
+        <w:t xml:space="preserve">        443, 445, 993, 995, 1433, 3306, 3389, 5432, 8080</w:t>
+      </w:r>
+      <w:r>
+        <w:br/>
+      </w:r>
+      <w:r>
+        <w:rPr>
+          <w:rStyle w:val="VerbatimChar"/>
+        </w:rPr>
+        <w:t xml:space="preserve">    };</w:t>
+      </w:r>
+      <w:r>
+        <w:br/>
+      </w:r>
+      <w:r>
+        <w:br/>
+      </w:r>
+      <w:r>
+        <w:rPr>
+          <w:rStyle w:val="VerbatimChar"/>
+        </w:rPr>
+        <w:t xml:space="preserve">#ifdef _WIN32</w:t>
+      </w:r>
+      <w:r>
+        <w:br/>
+      </w:r>
+      <w:r>
+        <w:rPr>
+          <w:rStyle w:val="VerbatimChar"/>
+        </w:rPr>
+        <w:t xml:space="preserve">    WSADATA wsa;</w:t>
+      </w:r>
+      <w:r>
+        <w:br/>
+      </w:r>
+      <w:r>
+        <w:rPr>
+          <w:rStyle w:val="VerbatimChar"/>
+        </w:rPr>
+        <w:t xml:space="preserve">    if (WSAStartup(MAKEWORD(2, 2), &amp;wsa) != 0) {</w:t>
+      </w:r>
+      <w:r>
+        <w:br/>
+      </w:r>
+      <w:r>
+        <w:rPr>
+          <w:rStyle w:val="VerbatimChar"/>
+        </w:rPr>
+        <w:t xml:space="preserve">        std::cerr &lt;&lt; "Не вдалося ініціалізувати Winsock\n";</w:t>
+      </w:r>
+      <w:r>
+        <w:br/>
+      </w:r>
+      <w:r>
+        <w:rPr>
+          <w:rStyle w:val="VerbatimChar"/>
+        </w:rPr>
+        <w:t xml:space="preserve">        return 1;</w:t>
+      </w:r>
+      <w:r>
+        <w:br/>
+      </w:r>
+      <w:r>
+        <w:rPr>
+          <w:rStyle w:val="VerbatimChar"/>
+        </w:rPr>
+        <w:t xml:space="preserve">    }</w:t>
+      </w:r>
+      <w:r>
+        <w:br/>
+      </w:r>
+      <w:r>
+        <w:rPr>
+          <w:rStyle w:val="VerbatimChar"/>
+        </w:rPr>
+        <w:t xml:space="preserve">#endif</w:t>
+      </w:r>
+      <w:r>
+        <w:br/>
+      </w:r>
+      <w:r>
+        <w:br/>
+      </w:r>
+      <w:r>
+        <w:rPr>
+          <w:rStyle w:val="VerbatimChar"/>
+        </w:rPr>
+        <w:t xml:space="preserve">    std::cout &lt;&lt; "Сканування " &lt;&lt; target &lt;&lt; "...\n\n";</w:t>
+      </w:r>
+      <w:r>
+        <w:br/>
+      </w:r>
+      <w:r>
+        <w:rPr>
+          <w:rStyle w:val="VerbatimChar"/>
+        </w:rPr>
+        <w:t xml:space="preserve">    std::cout &lt;&lt; "Відкриті порти:\n";</w:t>
+      </w:r>
+      <w:r>
+        <w:br/>
+      </w:r>
+      <w:r>
+        <w:br/>
+      </w:r>
+      <w:r>
+        <w:rPr>
+          <w:rStyle w:val="VerbatimChar"/>
+        </w:rPr>
+        <w:t xml:space="preserve">    int found = 0;</w:t>
+      </w:r>
+      <w:r>
+        <w:br/>
+      </w:r>
+      <w:r>
+        <w:rPr>
+          <w:rStyle w:val="VerbatimChar"/>
+        </w:rPr>
+        <w:t xml:space="preserve">    for (int port : ports) {</w:t>
+      </w:r>
+      <w:r>
+        <w:br/>
+      </w:r>
+      <w:r>
+        <w:rPr>
+          <w:rStyle w:val="VerbatimChar"/>
+        </w:rPr>
+        <w:t xml:space="preserve">        if (isPortOpen(target, port)) {</w:t>
+      </w:r>
+      <w:r>
+        <w:br/>
+      </w:r>
+      <w:r>
+        <w:rPr>
+          <w:rStyle w:val="VerbatimChar"/>
+        </w:rPr>
+        <w:t xml:space="preserve">            std::cout &lt;&lt; "  " &lt;&lt; port &lt;&lt; "/tcp - " &lt;&lt; serviceName(port) &lt;&lt; "\n";</w:t>
+      </w:r>
+      <w:r>
+        <w:br/>
+      </w:r>
+      <w:r>
+        <w:rPr>
+          <w:rStyle w:val="VerbatimChar"/>
+        </w:rPr>
+        <w:t xml:space="preserve">            ++found;</w:t>
+      </w:r>
+      <w:r>
+        <w:br/>
+      </w:r>
+      <w:r>
+        <w:rPr>
+          <w:rStyle w:val="VerbatimChar"/>
+        </w:rPr>
+        <w:t xml:space="preserve">        }</w:t>
+      </w:r>
+      <w:r>
+        <w:br/>
+      </w:r>
+      <w:r>
+        <w:rPr>
+          <w:rStyle w:val="VerbatimChar"/>
+        </w:rPr>
+        <w:t xml:space="preserve">    }</w:t>
+      </w:r>
+      <w:r>
+        <w:br/>
+      </w:r>
+      <w:r>
+        <w:br/>
+      </w:r>
+      <w:r>
+        <w:rPr>
+          <w:rStyle w:val="VerbatimChar"/>
+        </w:rPr>
+        <w:t xml:space="preserve">    if (found == 0) {</w:t>
+      </w:r>
+      <w:r>
+        <w:br/>
+      </w:r>
+      <w:r>
+        <w:rPr>
+          <w:rStyle w:val="VerbatimChar"/>
+        </w:rPr>
+        <w:t xml:space="preserve">        std::cout &lt;&lt; "  (жодного з перевірених портів не відкрито)\n";</w:t>
+      </w:r>
+      <w:r>
+        <w:br/>
+      </w:r>
+      <w:r>
+        <w:rPr>
+          <w:rStyle w:val="VerbatimChar"/>
+        </w:rPr>
+        <w:t xml:space="preserve">    }</w:t>
+      </w:r>
+      <w:r>
+        <w:br/>
+      </w:r>
+      <w:r>
+        <w:br/>
+      </w:r>
+      <w:r>
+        <w:rPr>
+          <w:rStyle w:val="VerbatimChar"/>
+        </w:rPr>
+        <w:t xml:space="preserve">#ifdef _WIN32</w:t>
+      </w:r>
+      <w:r>
+        <w:br/>
+      </w:r>
+      <w:r>
+        <w:rPr>
+          <w:rStyle w:val="VerbatimChar"/>
+        </w:rPr>
+        <w:t xml:space="preserve">    WSACleanup();</w:t>
+      </w:r>
+      <w:r>
+        <w:br/>
+      </w:r>
+      <w:r>
+        <w:rPr>
+          <w:rStyle w:val="VerbatimChar"/>
+        </w:rPr>
+        <w:t xml:space="preserve">#endif</w:t>
+      </w:r>
+      <w:r>
+        <w:br/>
+      </w:r>
+      <w:r>
+        <w:rPr>
+          <w:rStyle w:val="VerbatimChar"/>
+        </w:rPr>
+        <w:t xml:space="preserve">    return 0;</w:t>
+      </w:r>
+      <w:r>
+        <w:br/>
+      </w:r>
+      <w:r>
+        <w:rPr>
+          <w:rStyle w:val="VerbatimChar"/>
+        </w:rPr>
+        <w:t xml:space="preserve">}</w:t>
       </w:r>
     </w:p>
     <w:bookmarkEnd w:id="23"/>
@@ -2893,13 +3352,13 @@
         <w:t xml:space="preserve">Завдання 4: Захист веб-застосунку</w:t>
       </w:r>
     </w:p>
-    <w:bookmarkStart w:id="25" w:name="X991751f57ea4f39538090c35568a9bbc3b21acd"/>
+    <w:bookmarkStart w:id="25" w:name="демонстрація-sql-інєкції-та-захисту"/>
     <w:p>
       <w:pPr>
         <w:pStyle w:val="Heading4"/>
       </w:pPr>
       <w:r>
-        <w:t xml:space="preserve">Демонстрація SQL-ін’єкції та захисту (Python)</w:t>
+        <w:t xml:space="preserve">Демонстрація SQL-ін’єкції та захисту</w:t>
       </w:r>
     </w:p>
     <w:p>
@@ -2910,751 +3369,706 @@
         <w:rPr>
           <w:rStyle w:val="VerbatimChar"/>
         </w:rPr>
-        <w:t xml:space="preserve">import sqlite3</w:t>
-      </w:r>
-      <w:r>
-        <w:br/>
-      </w:r>
-      <w:r>
-        <w:rPr>
-          <w:rStyle w:val="VerbatimChar"/>
-        </w:rPr>
-        <w:t xml:space="preserve">import html</w:t>
-      </w:r>
-      <w:r>
-        <w:br/>
-      </w:r>
-      <w:r>
-        <w:br/>
-      </w:r>
-      <w:r>
-        <w:rPr>
-          <w:rStyle w:val="VerbatimChar"/>
-        </w:rPr>
-        <w:t xml:space="preserve"># Створення тестової бази даних</w:t>
-      </w:r>
-      <w:r>
-        <w:br/>
-      </w:r>
-      <w:r>
-        <w:rPr>
-          <w:rStyle w:val="VerbatimChar"/>
-        </w:rPr>
-        <w:t xml:space="preserve">def setup_database():</w:t>
-      </w:r>
-      <w:r>
-        <w:br/>
-      </w:r>
-      <w:r>
-        <w:rPr>
-          <w:rStyle w:val="VerbatimChar"/>
-        </w:rPr>
-        <w:t xml:space="preserve">    conn = sqlite3.connect(':memory:')</w:t>
-      </w:r>
-      <w:r>
-        <w:br/>
-      </w:r>
-      <w:r>
-        <w:rPr>
-          <w:rStyle w:val="VerbatimChar"/>
-        </w:rPr>
-        <w:t xml:space="preserve">    cursor = conn.cursor()</w:t>
-      </w:r>
-      <w:r>
-        <w:br/>
-      </w:r>
-      <w:r>
-        <w:br/>
-      </w:r>
-      <w:r>
-        <w:rPr>
-          <w:rStyle w:val="VerbatimChar"/>
-        </w:rPr>
-        <w:t xml:space="preserve">    cursor.execute('''</w:t>
-      </w:r>
-      <w:r>
-        <w:br/>
-      </w:r>
-      <w:r>
-        <w:rPr>
-          <w:rStyle w:val="VerbatimChar"/>
-        </w:rPr>
-        <w:t xml:space="preserve">        CREATE TABLE users (</w:t>
-      </w:r>
-      <w:r>
-        <w:br/>
-      </w:r>
-      <w:r>
-        <w:rPr>
-          <w:rStyle w:val="VerbatimChar"/>
-        </w:rPr>
-        <w:t xml:space="preserve">            id INTEGER PRIMARY KEY,</w:t>
-      </w:r>
-      <w:r>
-        <w:br/>
-      </w:r>
-      <w:r>
-        <w:rPr>
-          <w:rStyle w:val="VerbatimChar"/>
-        </w:rPr>
-        <w:t xml:space="preserve">            login TEXT NOT NULL,</w:t>
-      </w:r>
-      <w:r>
-        <w:br/>
-      </w:r>
-      <w:r>
-        <w:rPr>
-          <w:rStyle w:val="VerbatimChar"/>
-        </w:rPr>
-        <w:t xml:space="preserve">            password TEXT NOT NULL,</w:t>
-      </w:r>
-      <w:r>
-        <w:br/>
-      </w:r>
-      <w:r>
-        <w:rPr>
-          <w:rStyle w:val="VerbatimChar"/>
-        </w:rPr>
-        <w:t xml:space="preserve">            role TEXT DEFAULT 'user'</w:t>
-      </w:r>
-      <w:r>
-        <w:br/>
-      </w:r>
-      <w:r>
-        <w:rPr>
-          <w:rStyle w:val="VerbatimChar"/>
-        </w:rPr>
-        <w:t xml:space="preserve">        )</w:t>
-      </w:r>
-      <w:r>
-        <w:br/>
-      </w:r>
-      <w:r>
-        <w:rPr>
-          <w:rStyle w:val="VerbatimChar"/>
-        </w:rPr>
-        <w:t xml:space="preserve">    ''')</w:t>
-      </w:r>
-      <w:r>
-        <w:br/>
-      </w:r>
-      <w:r>
-        <w:br/>
-      </w:r>
-      <w:r>
-        <w:rPr>
-          <w:rStyle w:val="VerbatimChar"/>
-        </w:rPr>
-        <w:t xml:space="preserve">    cursor.execute("INSERT INTO users (login, password, role) VALUES ('admin', 'secret123', 'admin')")</w:t>
-      </w:r>
-      <w:r>
-        <w:br/>
-      </w:r>
-      <w:r>
-        <w:rPr>
-          <w:rStyle w:val="VerbatimChar"/>
-        </w:rPr>
-        <w:t xml:space="preserve">    cursor.execute("INSERT INTO users (login, password, role) VALUES ('user1', 'pass1', 'user')")</w:t>
-      </w:r>
-      <w:r>
-        <w:br/>
-      </w:r>
-      <w:r>
-        <w:br/>
-      </w:r>
-      <w:r>
-        <w:rPr>
-          <w:rStyle w:val="VerbatimChar"/>
-        </w:rPr>
-        <w:t xml:space="preserve">    conn.commit()</w:t>
-      </w:r>
-      <w:r>
-        <w:br/>
-      </w:r>
-      <w:r>
-        <w:rPr>
-          <w:rStyle w:val="VerbatimChar"/>
-        </w:rPr>
-        <w:t xml:space="preserve">    return conn</w:t>
-      </w:r>
-      <w:r>
-        <w:br/>
-      </w:r>
-      <w:r>
-        <w:br/>
-      </w:r>
-      <w:r>
-        <w:rPr>
-          <w:rStyle w:val="VerbatimChar"/>
-        </w:rPr>
-        <w:t xml:space="preserve"># ВРАЗЛИВИЙ КОД (НІКОЛИ НЕ ВИКОРИСТОВУЙТЕ!)</w:t>
-      </w:r>
-      <w:r>
-        <w:br/>
-      </w:r>
-      <w:r>
-        <w:rPr>
-          <w:rStyle w:val="VerbatimChar"/>
-        </w:rPr>
-        <w:t xml:space="preserve">def vulnerable_login(conn, login: str, password: str):</w:t>
-      </w:r>
-      <w:r>
-        <w:br/>
-      </w:r>
-      <w:r>
-        <w:rPr>
-          <w:rStyle w:val="VerbatimChar"/>
-        </w:rPr>
-        <w:t xml:space="preserve">    cursor = conn.cursor()</w:t>
-      </w:r>
-      <w:r>
-        <w:br/>
-      </w:r>
-      <w:r>
-        <w:rPr>
-          <w:rStyle w:val="VerbatimChar"/>
-        </w:rPr>
-        <w:t xml:space="preserve">    # Небезпечна конкатенація рядків</w:t>
-      </w:r>
-      <w:r>
-        <w:br/>
-      </w:r>
-      <w:r>
-        <w:rPr>
-          <w:rStyle w:val="VerbatimChar"/>
-        </w:rPr>
-        <w:t xml:space="preserve">    query = f"SELECT * FROM users WHERE login='{login}' AND password='{password}'"</w:t>
-      </w:r>
-      <w:r>
-        <w:br/>
-      </w:r>
-      <w:r>
-        <w:rPr>
-          <w:rStyle w:val="VerbatimChar"/>
-        </w:rPr>
-        <w:t xml:space="preserve">    print(f"[ВРАЗЛИВИЙ] Запит: {query}")</w:t>
-      </w:r>
-      <w:r>
-        <w:br/>
-      </w:r>
-      <w:r>
-        <w:br/>
-      </w:r>
-      <w:r>
-        <w:rPr>
-          <w:rStyle w:val="VerbatimChar"/>
-        </w:rPr>
-        <w:t xml:space="preserve">    try:</w:t>
-      </w:r>
-      <w:r>
-        <w:br/>
-      </w:r>
-      <w:r>
-        <w:rPr>
-          <w:rStyle w:val="VerbatimChar"/>
-        </w:rPr>
-        <w:t xml:space="preserve">        cursor.execute(query)</w:t>
-      </w:r>
-      <w:r>
-        <w:br/>
-      </w:r>
-      <w:r>
-        <w:rPr>
-          <w:rStyle w:val="VerbatimChar"/>
-        </w:rPr>
-        <w:t xml:space="preserve">        result = cursor.fetchone()</w:t>
-      </w:r>
-      <w:r>
-        <w:br/>
-      </w:r>
-      <w:r>
-        <w:rPr>
-          <w:rStyle w:val="VerbatimChar"/>
-        </w:rPr>
-        <w:t xml:space="preserve">        return result</w:t>
-      </w:r>
-      <w:r>
-        <w:br/>
-      </w:r>
-      <w:r>
-        <w:rPr>
-          <w:rStyle w:val="VerbatimChar"/>
-        </w:rPr>
-        <w:t xml:space="preserve">    except sqlite3.Error as e:</w:t>
-      </w:r>
-      <w:r>
-        <w:br/>
-      </w:r>
-      <w:r>
-        <w:rPr>
-          <w:rStyle w:val="VerbatimChar"/>
-        </w:rPr>
-        <w:t xml:space="preserve">        print(f"Помилка: {e}")</w:t>
-      </w:r>
-      <w:r>
-        <w:br/>
-      </w:r>
-      <w:r>
-        <w:rPr>
-          <w:rStyle w:val="VerbatimChar"/>
-        </w:rPr>
-        <w:t xml:space="preserve">        return None</w:t>
-      </w:r>
-      <w:r>
-        <w:br/>
-      </w:r>
-      <w:r>
-        <w:br/>
-      </w:r>
-      <w:r>
-        <w:rPr>
-          <w:rStyle w:val="VerbatimChar"/>
-        </w:rPr>
-        <w:t xml:space="preserve"># БЕЗПЕЧНИЙ КОД (параметризований запит)</w:t>
-      </w:r>
-      <w:r>
-        <w:br/>
-      </w:r>
-      <w:r>
-        <w:rPr>
-          <w:rStyle w:val="VerbatimChar"/>
-        </w:rPr>
-        <w:t xml:space="preserve">def safe_login(conn, login: str, password: str):</w:t>
-      </w:r>
-      <w:r>
-        <w:br/>
-      </w:r>
-      <w:r>
-        <w:rPr>
-          <w:rStyle w:val="VerbatimChar"/>
-        </w:rPr>
-        <w:t xml:space="preserve">    cursor = conn.cursor()</w:t>
-      </w:r>
-      <w:r>
-        <w:br/>
-      </w:r>
-      <w:r>
-        <w:rPr>
-          <w:rStyle w:val="VerbatimChar"/>
-        </w:rPr>
-        <w:t xml:space="preserve">    # Параметризований запит — захищений від ін'єкції</w:t>
-      </w:r>
-      <w:r>
-        <w:br/>
-      </w:r>
-      <w:r>
-        <w:rPr>
-          <w:rStyle w:val="VerbatimChar"/>
-        </w:rPr>
-        <w:t xml:space="preserve">    query = "SELECT * FROM users WHERE login=? AND password=?"</w:t>
-      </w:r>
-      <w:r>
-        <w:br/>
-      </w:r>
-      <w:r>
-        <w:rPr>
-          <w:rStyle w:val="VerbatimChar"/>
-        </w:rPr>
-        <w:t xml:space="preserve">    print(f"[БЕЗПЕЧНИЙ] Запит: SELECT * FROM users WHERE login=? AND password=?")</w:t>
-      </w:r>
-      <w:r>
-        <w:br/>
-      </w:r>
-      <w:r>
-        <w:rPr>
-          <w:rStyle w:val="VerbatimChar"/>
-        </w:rPr>
-        <w:t xml:space="preserve">    print(f"[БЕЗПЕЧНИЙ] Параметри: ('{login}', '{password}')")</w:t>
-      </w:r>
-      <w:r>
-        <w:br/>
-      </w:r>
-      <w:r>
-        <w:br/>
-      </w:r>
-      <w:r>
-        <w:rPr>
-          <w:rStyle w:val="VerbatimChar"/>
-        </w:rPr>
-        <w:t xml:space="preserve">    cursor.execute(query, (login, password))</w:t>
-      </w:r>
-      <w:r>
-        <w:br/>
-      </w:r>
-      <w:r>
-        <w:rPr>
-          <w:rStyle w:val="VerbatimChar"/>
-        </w:rPr>
-        <w:t xml:space="preserve">    result = cursor.fetchone()</w:t>
-      </w:r>
-      <w:r>
-        <w:br/>
-      </w:r>
-      <w:r>
-        <w:rPr>
-          <w:rStyle w:val="VerbatimChar"/>
-        </w:rPr>
-        <w:t xml:space="preserve">    return result</w:t>
-      </w:r>
-      <w:r>
-        <w:br/>
-      </w:r>
-      <w:r>
-        <w:br/>
-      </w:r>
-      <w:r>
-        <w:rPr>
-          <w:rStyle w:val="VerbatimChar"/>
-        </w:rPr>
-        <w:t xml:space="preserve">def demo_sql_injection():</w:t>
-      </w:r>
-      <w:r>
-        <w:br/>
-      </w:r>
-      <w:r>
-        <w:rPr>
-          <w:rStyle w:val="VerbatimChar"/>
-        </w:rPr>
-        <w:t xml:space="preserve">    print("=" * 60)</w:t>
-      </w:r>
-      <w:r>
-        <w:br/>
-      </w:r>
-      <w:r>
-        <w:rPr>
-          <w:rStyle w:val="VerbatimChar"/>
-        </w:rPr>
-        <w:t xml:space="preserve">    print("ДЕМОНСТРАЦІЯ SQL-ІН'ЄКЦІЇ")</w:t>
-      </w:r>
-      <w:r>
-        <w:br/>
-      </w:r>
-      <w:r>
-        <w:rPr>
-          <w:rStyle w:val="VerbatimChar"/>
-        </w:rPr>
-        <w:t xml:space="preserve">    print("=" * 60)</w:t>
-      </w:r>
-      <w:r>
-        <w:br/>
-      </w:r>
-      <w:r>
-        <w:br/>
-      </w:r>
-      <w:r>
-        <w:rPr>
-          <w:rStyle w:val="VerbatimChar"/>
-        </w:rPr>
-        <w:t xml:space="preserve">    conn = setup_database()</w:t>
-      </w:r>
-      <w:r>
-        <w:br/>
-      </w:r>
-      <w:r>
-        <w:br/>
-      </w:r>
-      <w:r>
-        <w:rPr>
-          <w:rStyle w:val="VerbatimChar"/>
-        </w:rPr>
-        <w:t xml:space="preserve">    # Звичайний вхід</w:t>
-      </w:r>
-      <w:r>
-        <w:br/>
-      </w:r>
-      <w:r>
-        <w:rPr>
-          <w:rStyle w:val="VerbatimChar"/>
-        </w:rPr>
-        <w:t xml:space="preserve">    print("\n--- Звичайний вхід ---")</w:t>
-      </w:r>
-      <w:r>
-        <w:br/>
-      </w:r>
-      <w:r>
-        <w:rPr>
-          <w:rStyle w:val="VerbatimChar"/>
-        </w:rPr>
-        <w:t xml:space="preserve">    result = vulnerable_login(conn, "admin", "secret123")</w:t>
-      </w:r>
-      <w:r>
-        <w:br/>
-      </w:r>
-      <w:r>
-        <w:rPr>
-          <w:rStyle w:val="VerbatimChar"/>
-        </w:rPr>
-        <w:t xml:space="preserve">    print(f"Результат: {result}\n")</w:t>
-      </w:r>
-      <w:r>
-        <w:br/>
-      </w:r>
-      <w:r>
-        <w:br/>
-      </w:r>
-      <w:r>
-        <w:rPr>
-          <w:rStyle w:val="VerbatimChar"/>
-        </w:rPr>
-        <w:t xml:space="preserve">    # SQL-ін'єкція</w:t>
-      </w:r>
-      <w:r>
-        <w:br/>
-      </w:r>
-      <w:r>
-        <w:rPr>
-          <w:rStyle w:val="VerbatimChar"/>
-        </w:rPr>
-        <w:t xml:space="preserve">    print("--- SQL-ін'єкція: admin'-- ---")</w:t>
-      </w:r>
-      <w:r>
-        <w:br/>
-      </w:r>
-      <w:r>
-        <w:rPr>
-          <w:rStyle w:val="VerbatimChar"/>
-        </w:rPr>
-        <w:t xml:space="preserve">    result = vulnerable_login(conn, "admin'--", "anything")</w:t>
-      </w:r>
-      <w:r>
-        <w:br/>
-      </w:r>
-      <w:r>
-        <w:rPr>
-          <w:rStyle w:val="VerbatimChar"/>
-        </w:rPr>
-        <w:t xml:space="preserve">    print(f"Результат: {result}")</w:t>
-      </w:r>
-      <w:r>
-        <w:br/>
-      </w:r>
-      <w:r>
-        <w:rPr>
-          <w:rStyle w:val="VerbatimChar"/>
-        </w:rPr>
-        <w:t xml:space="preserve">    print("АТАКА УСПІШНА! Увійшли без пароля.\n")</w:t>
-      </w:r>
-      <w:r>
-        <w:br/>
-      </w:r>
-      <w:r>
-        <w:br/>
-      </w:r>
-      <w:r>
-        <w:rPr>
-          <w:rStyle w:val="VerbatimChar"/>
-        </w:rPr>
-        <w:t xml:space="preserve">    # Захист параметризованим запитом</w:t>
-      </w:r>
-      <w:r>
-        <w:br/>
-      </w:r>
-      <w:r>
-        <w:rPr>
-          <w:rStyle w:val="VerbatimChar"/>
-        </w:rPr>
-        <w:t xml:space="preserve">    print("--- Той самий ввід через безпечний метод ---")</w:t>
-      </w:r>
-      <w:r>
-        <w:br/>
-      </w:r>
-      <w:r>
-        <w:rPr>
-          <w:rStyle w:val="VerbatimChar"/>
-        </w:rPr>
-        <w:t xml:space="preserve">    result = safe_login(conn, "admin'--", "anything")</w:t>
-      </w:r>
-      <w:r>
-        <w:br/>
-      </w:r>
-      <w:r>
-        <w:rPr>
-          <w:rStyle w:val="VerbatimChar"/>
-        </w:rPr>
-        <w:t xml:space="preserve">    print(f"Результат: {result}")</w:t>
-      </w:r>
-      <w:r>
-        <w:br/>
-      </w:r>
-      <w:r>
-        <w:rPr>
-          <w:rStyle w:val="VerbatimChar"/>
-        </w:rPr>
-        <w:t xml:space="preserve">    print("Ін'єкція заблокована!")</w:t>
-      </w:r>
-      <w:r>
-        <w:br/>
-      </w:r>
-      <w:r>
-        <w:br/>
-      </w:r>
-      <w:r>
-        <w:rPr>
-          <w:rStyle w:val="VerbatimChar"/>
-        </w:rPr>
-        <w:t xml:space="preserve">    conn.close()</w:t>
-      </w:r>
-      <w:r>
-        <w:br/>
-      </w:r>
-      <w:r>
-        <w:br/>
-      </w:r>
-      <w:r>
-        <w:rPr>
-          <w:rStyle w:val="VerbatimChar"/>
-        </w:rPr>
-        <w:t xml:space="preserve">def demo_xss_protection():</w:t>
-      </w:r>
-      <w:r>
-        <w:br/>
-      </w:r>
-      <w:r>
-        <w:rPr>
-          <w:rStyle w:val="VerbatimChar"/>
-        </w:rPr>
-        <w:t xml:space="preserve">    print("\n" + "=" * 60)</w:t>
-      </w:r>
-      <w:r>
-        <w:br/>
-      </w:r>
-      <w:r>
-        <w:rPr>
-          <w:rStyle w:val="VerbatimChar"/>
-        </w:rPr>
-        <w:t xml:space="preserve">    print("ДЕМОНСТРАЦІЯ XSS ТА ЗАХИСТУ")</w:t>
-      </w:r>
-      <w:r>
-        <w:br/>
-      </w:r>
-      <w:r>
-        <w:rPr>
-          <w:rStyle w:val="VerbatimChar"/>
-        </w:rPr>
-        <w:t xml:space="preserve">    print("=" * 60)</w:t>
-      </w:r>
-      <w:r>
-        <w:br/>
-      </w:r>
-      <w:r>
-        <w:br/>
-      </w:r>
-      <w:r>
-        <w:rPr>
-          <w:rStyle w:val="VerbatimChar"/>
-        </w:rPr>
-        <w:t xml:space="preserve">    malicious_input = '&lt;script&gt;alert("XSS")&lt;/script&gt;'</w:t>
-      </w:r>
-      <w:r>
-        <w:br/>
-      </w:r>
-      <w:r>
-        <w:br/>
-      </w:r>
-      <w:r>
-        <w:rPr>
-          <w:rStyle w:val="VerbatimChar"/>
-        </w:rPr>
-        <w:t xml:space="preserve">    print(f"\nЗловмисний ввід: {malicious_input}")</w:t>
-      </w:r>
-      <w:r>
-        <w:br/>
-      </w:r>
-      <w:r>
-        <w:br/>
-      </w:r>
-      <w:r>
-        <w:rPr>
-          <w:rStyle w:val="VerbatimChar"/>
-        </w:rPr>
-        <w:t xml:space="preserve">    # Без захисту</w:t>
-      </w:r>
-      <w:r>
-        <w:br/>
-      </w:r>
-      <w:r>
-        <w:rPr>
-          <w:rStyle w:val="VerbatimChar"/>
-        </w:rPr>
-        <w:t xml:space="preserve">    print(f"\nБез захисту (HTML): &lt;p&gt;Привіт, {malicious_input}&lt;/p&gt;")</w:t>
-      </w:r>
-      <w:r>
-        <w:br/>
-      </w:r>
-      <w:r>
-        <w:rPr>
-          <w:rStyle w:val="VerbatimChar"/>
-        </w:rPr>
-        <w:t xml:space="preserve">    print("НЕБЕЗПЕЧНО! Скрипт буде виконано в браузері.")</w:t>
-      </w:r>
-      <w:r>
-        <w:br/>
-      </w:r>
-      <w:r>
-        <w:br/>
-      </w:r>
-      <w:r>
-        <w:rPr>
-          <w:rStyle w:val="VerbatimChar"/>
-        </w:rPr>
-        <w:t xml:space="preserve">    # З екрануванням</w:t>
-      </w:r>
-      <w:r>
-        <w:br/>
-      </w:r>
-      <w:r>
-        <w:rPr>
-          <w:rStyle w:val="VerbatimChar"/>
-        </w:rPr>
-        <w:t xml:space="preserve">    safe_output = html.escape(malicious_input)</w:t>
-      </w:r>
-      <w:r>
-        <w:br/>
-      </w:r>
-      <w:r>
-        <w:rPr>
-          <w:rStyle w:val="VerbatimChar"/>
-        </w:rPr>
-        <w:t xml:space="preserve">    print(f"\nЗ екрануванням: &lt;p&gt;Привіт, {safe_output}&lt;/p&gt;")</w:t>
-      </w:r>
-      <w:r>
-        <w:br/>
-      </w:r>
-      <w:r>
-        <w:rPr>
-          <w:rStyle w:val="VerbatimChar"/>
-        </w:rPr>
-        <w:t xml:space="preserve">    print("Безпечно! Скрипт відображається як текст.")</w:t>
-      </w:r>
-      <w:r>
-        <w:br/>
-      </w:r>
-      <w:r>
-        <w:br/>
-      </w:r>
-      <w:r>
-        <w:rPr>
-          <w:rStyle w:val="VerbatimChar"/>
-        </w:rPr>
-        <w:t xml:space="preserve">if __name__ == "__main__":</w:t>
-      </w:r>
-      <w:r>
-        <w:br/>
-      </w:r>
-      <w:r>
-        <w:rPr>
-          <w:rStyle w:val="VerbatimChar"/>
-        </w:rPr>
-        <w:t xml:space="preserve">    demo_sql_injection()</w:t>
-      </w:r>
-      <w:r>
-        <w:br/>
-      </w:r>
-      <w:r>
-        <w:rPr>
-          <w:rStyle w:val="VerbatimChar"/>
-        </w:rPr>
-        <w:t xml:space="preserve">    demo_xss_protection()</w:t>
+        <w:t xml:space="preserve">// Демонстрація SQL-ін'єкції та захисту від неї.</w:t>
+      </w:r>
+      <w:r>
+        <w:br/>
+      </w:r>
+      <w:r>
+        <w:rPr>
+          <w:rStyle w:val="VerbatimChar"/>
+        </w:rPr>
+        <w:t xml:space="preserve">// Потрібна бібліотека SQLite: у Visual Studio додайте sqlite3.c і sqlite3.h</w:t>
+      </w:r>
+      <w:r>
+        <w:br/>
+      </w:r>
+      <w:r>
+        <w:rPr>
+          <w:rStyle w:val="VerbatimChar"/>
+        </w:rPr>
+        <w:t xml:space="preserve">// до проєкту (амальгама з sqlite.org) або підключіть пакет через NuGet.</w:t>
+      </w:r>
+      <w:r>
+        <w:br/>
+      </w:r>
+      <w:r>
+        <w:rPr>
+          <w:rStyle w:val="VerbatimChar"/>
+        </w:rPr>
+        <w:t xml:space="preserve">#include &lt;iostream&gt;</w:t>
+      </w:r>
+      <w:r>
+        <w:br/>
+      </w:r>
+      <w:r>
+        <w:rPr>
+          <w:rStyle w:val="VerbatimChar"/>
+        </w:rPr>
+        <w:t xml:space="preserve">#include &lt;string&gt;</w:t>
+      </w:r>
+      <w:r>
+        <w:br/>
+      </w:r>
+      <w:r>
+        <w:rPr>
+          <w:rStyle w:val="VerbatimChar"/>
+        </w:rPr>
+        <w:t xml:space="preserve">#include "sqlite3.h"</w:t>
+      </w:r>
+      <w:r>
+        <w:br/>
+      </w:r>
+      <w:r>
+        <w:br/>
+      </w:r>
+      <w:r>
+        <w:rPr>
+          <w:rStyle w:val="VerbatimChar"/>
+        </w:rPr>
+        <w:t xml:space="preserve">// Створює навчальну базу в пам'яті з двома обліковими записами</w:t>
+      </w:r>
+      <w:r>
+        <w:br/>
+      </w:r>
+      <w:r>
+        <w:rPr>
+          <w:rStyle w:val="VerbatimChar"/>
+        </w:rPr>
+        <w:t xml:space="preserve">sqlite3* setupDatabase() {</w:t>
+      </w:r>
+      <w:r>
+        <w:br/>
+      </w:r>
+      <w:r>
+        <w:rPr>
+          <w:rStyle w:val="VerbatimChar"/>
+        </w:rPr>
+        <w:t xml:space="preserve">    sqlite3* db = nullptr;</w:t>
+      </w:r>
+      <w:r>
+        <w:br/>
+      </w:r>
+      <w:r>
+        <w:rPr>
+          <w:rStyle w:val="VerbatimChar"/>
+        </w:rPr>
+        <w:t xml:space="preserve">    sqlite3_open(":memory:", &amp;db);</w:t>
+      </w:r>
+      <w:r>
+        <w:br/>
+      </w:r>
+      <w:r>
+        <w:br/>
+      </w:r>
+      <w:r>
+        <w:rPr>
+          <w:rStyle w:val="VerbatimChar"/>
+        </w:rPr>
+        <w:t xml:space="preserve">    const char* schema =</w:t>
+      </w:r>
+      <w:r>
+        <w:br/>
+      </w:r>
+      <w:r>
+        <w:rPr>
+          <w:rStyle w:val="VerbatimChar"/>
+        </w:rPr>
+        <w:t xml:space="preserve">        "CREATE TABLE users ("</w:t>
+      </w:r>
+      <w:r>
+        <w:br/>
+      </w:r>
+      <w:r>
+        <w:rPr>
+          <w:rStyle w:val="VerbatimChar"/>
+        </w:rPr>
+        <w:t xml:space="preserve">        "  id INTEGER PRIMARY KEY,"</w:t>
+      </w:r>
+      <w:r>
+        <w:br/>
+      </w:r>
+      <w:r>
+        <w:rPr>
+          <w:rStyle w:val="VerbatimChar"/>
+        </w:rPr>
+        <w:t xml:space="preserve">        "  login TEXT NOT NULL,"</w:t>
+      </w:r>
+      <w:r>
+        <w:br/>
+      </w:r>
+      <w:r>
+        <w:rPr>
+          <w:rStyle w:val="VerbatimChar"/>
+        </w:rPr>
+        <w:t xml:space="preserve">        "  password TEXT NOT NULL,"</w:t>
+      </w:r>
+      <w:r>
+        <w:br/>
+      </w:r>
+      <w:r>
+        <w:rPr>
+          <w:rStyle w:val="VerbatimChar"/>
+        </w:rPr>
+        <w:t xml:space="preserve">        "  role TEXT DEFAULT 'user');"</w:t>
+      </w:r>
+      <w:r>
+        <w:br/>
+      </w:r>
+      <w:r>
+        <w:rPr>
+          <w:rStyle w:val="VerbatimChar"/>
+        </w:rPr>
+        <w:t xml:space="preserve">        "INSERT INTO users (login, password, role) VALUES ('admin', 'secret123', 'admin');"</w:t>
+      </w:r>
+      <w:r>
+        <w:br/>
+      </w:r>
+      <w:r>
+        <w:rPr>
+          <w:rStyle w:val="VerbatimChar"/>
+        </w:rPr>
+        <w:t xml:space="preserve">        "INSERT INTO users (login, password, role) VALUES ('user1', 'pass1', 'user');";</w:t>
+      </w:r>
+      <w:r>
+        <w:br/>
+      </w:r>
+      <w:r>
+        <w:br/>
+      </w:r>
+      <w:r>
+        <w:rPr>
+          <w:rStyle w:val="VerbatimChar"/>
+        </w:rPr>
+        <w:t xml:space="preserve">    sqlite3_exec(db, schema, nullptr, nullptr, nullptr);</w:t>
+      </w:r>
+      <w:r>
+        <w:br/>
+      </w:r>
+      <w:r>
+        <w:rPr>
+          <w:rStyle w:val="VerbatimChar"/>
+        </w:rPr>
+        <w:t xml:space="preserve">    return db;</w:t>
+      </w:r>
+      <w:r>
+        <w:br/>
+      </w:r>
+      <w:r>
+        <w:rPr>
+          <w:rStyle w:val="VerbatimChar"/>
+        </w:rPr>
+        <w:t xml:space="preserve">}</w:t>
+      </w:r>
+      <w:r>
+        <w:br/>
+      </w:r>
+      <w:r>
+        <w:br/>
+      </w:r>
+      <w:r>
+        <w:rPr>
+          <w:rStyle w:val="VerbatimChar"/>
+        </w:rPr>
+        <w:t xml:space="preserve">// ВРАЗЛИВИЙ варіант: запит склеюється з рядків, дані користувача</w:t>
+      </w:r>
+      <w:r>
+        <w:br/>
+      </w:r>
+      <w:r>
+        <w:rPr>
+          <w:rStyle w:val="VerbatimChar"/>
+        </w:rPr>
+        <w:t xml:space="preserve">// потрапляють у текст запиту й змінюють його структуру</w:t>
+      </w:r>
+      <w:r>
+        <w:br/>
+      </w:r>
+      <w:r>
+        <w:rPr>
+          <w:rStyle w:val="VerbatimChar"/>
+        </w:rPr>
+        <w:t xml:space="preserve">bool vulnerableLogin(sqlite3* db, const std::string&amp; login, const std::string&amp; password) {</w:t>
+      </w:r>
+      <w:r>
+        <w:br/>
+      </w:r>
+      <w:r>
+        <w:rPr>
+          <w:rStyle w:val="VerbatimChar"/>
+        </w:rPr>
+        <w:t xml:space="preserve">    std::string query = "SELECT login, role FROM users WHERE login='" + login +</w:t>
+      </w:r>
+      <w:r>
+        <w:br/>
+      </w:r>
+      <w:r>
+        <w:rPr>
+          <w:rStyle w:val="VerbatimChar"/>
+        </w:rPr>
+        <w:t xml:space="preserve">                        "' AND password='" + password + "'";</w:t>
+      </w:r>
+      <w:r>
+        <w:br/>
+      </w:r>
+      <w:r>
+        <w:rPr>
+          <w:rStyle w:val="VerbatimChar"/>
+        </w:rPr>
+        <w:t xml:space="preserve">    std::cout &lt;&lt; "[ВРАЗЛИВИЙ] Запит: " &lt;&lt; query &lt;&lt; "\n";</w:t>
+      </w:r>
+      <w:r>
+        <w:br/>
+      </w:r>
+      <w:r>
+        <w:br/>
+      </w:r>
+      <w:r>
+        <w:rPr>
+          <w:rStyle w:val="VerbatimChar"/>
+        </w:rPr>
+        <w:t xml:space="preserve">    sqlite3_stmt* stmt = nullptr;</w:t>
+      </w:r>
+      <w:r>
+        <w:br/>
+      </w:r>
+      <w:r>
+        <w:rPr>
+          <w:rStyle w:val="VerbatimChar"/>
+        </w:rPr>
+        <w:t xml:space="preserve">    if (sqlite3_prepare_v2(db, query.c_str(), -1, &amp;stmt, nullptr) != SQLITE_OK) {</w:t>
+      </w:r>
+      <w:r>
+        <w:br/>
+      </w:r>
+      <w:r>
+        <w:rPr>
+          <w:rStyle w:val="VerbatimChar"/>
+        </w:rPr>
+        <w:t xml:space="preserve">        std::cout &lt;&lt; "[ВРАЗЛИВИЙ] Помилка SQL: " &lt;&lt; sqlite3_errmsg(db) &lt;&lt; "\n";</w:t>
+      </w:r>
+      <w:r>
+        <w:br/>
+      </w:r>
+      <w:r>
+        <w:rPr>
+          <w:rStyle w:val="VerbatimChar"/>
+        </w:rPr>
+        <w:t xml:space="preserve">        return false;</w:t>
+      </w:r>
+      <w:r>
+        <w:br/>
+      </w:r>
+      <w:r>
+        <w:rPr>
+          <w:rStyle w:val="VerbatimChar"/>
+        </w:rPr>
+        <w:t xml:space="preserve">    }</w:t>
+      </w:r>
+      <w:r>
+        <w:br/>
+      </w:r>
+      <w:r>
+        <w:br/>
+      </w:r>
+      <w:r>
+        <w:rPr>
+          <w:rStyle w:val="VerbatimChar"/>
+        </w:rPr>
+        <w:t xml:space="preserve">    bool found = (sqlite3_step(stmt) == SQLITE_ROW);</w:t>
+      </w:r>
+      <w:r>
+        <w:br/>
+      </w:r>
+      <w:r>
+        <w:rPr>
+          <w:rStyle w:val="VerbatimChar"/>
+        </w:rPr>
+        <w:t xml:space="preserve">    if (found) {</w:t>
+      </w:r>
+      <w:r>
+        <w:br/>
+      </w:r>
+      <w:r>
+        <w:rPr>
+          <w:rStyle w:val="VerbatimChar"/>
+        </w:rPr>
+        <w:t xml:space="preserve">        std::cout &lt;&lt; "[ВРАЗЛИВИЙ] Вхід виконано як: "</w:t>
+      </w:r>
+      <w:r>
+        <w:br/>
+      </w:r>
+      <w:r>
+        <w:rPr>
+          <w:rStyle w:val="VerbatimChar"/>
+        </w:rPr>
+        <w:t xml:space="preserve">                  &lt;&lt; sqlite3_column_text(stmt, 0) &lt;&lt; " (роль "</w:t>
+      </w:r>
+      <w:r>
+        <w:br/>
+      </w:r>
+      <w:r>
+        <w:rPr>
+          <w:rStyle w:val="VerbatimChar"/>
+        </w:rPr>
+        <w:t xml:space="preserve">                  &lt;&lt; sqlite3_column_text(stmt, 1) &lt;&lt; ")\n";</w:t>
+      </w:r>
+      <w:r>
+        <w:br/>
+      </w:r>
+      <w:r>
+        <w:rPr>
+          <w:rStyle w:val="VerbatimChar"/>
+        </w:rPr>
+        <w:t xml:space="preserve">    }</w:t>
+      </w:r>
+      <w:r>
+        <w:br/>
+      </w:r>
+      <w:r>
+        <w:rPr>
+          <w:rStyle w:val="VerbatimChar"/>
+        </w:rPr>
+        <w:t xml:space="preserve">    sqlite3_finalize(stmt);</w:t>
+      </w:r>
+      <w:r>
+        <w:br/>
+      </w:r>
+      <w:r>
+        <w:rPr>
+          <w:rStyle w:val="VerbatimChar"/>
+        </w:rPr>
+        <w:t xml:space="preserve">    return found;</w:t>
+      </w:r>
+      <w:r>
+        <w:br/>
+      </w:r>
+      <w:r>
+        <w:rPr>
+          <w:rStyle w:val="VerbatimChar"/>
+        </w:rPr>
+        <w:t xml:space="preserve">}</w:t>
+      </w:r>
+      <w:r>
+        <w:br/>
+      </w:r>
+      <w:r>
+        <w:br/>
+      </w:r>
+      <w:r>
+        <w:rPr>
+          <w:rStyle w:val="VerbatimChar"/>
+        </w:rPr>
+        <w:t xml:space="preserve">// БЕЗПЕЧНИЙ варіант: структура запиту фіксована, дані передаються</w:t>
+      </w:r>
+      <w:r>
+        <w:br/>
+      </w:r>
+      <w:r>
+        <w:rPr>
+          <w:rStyle w:val="VerbatimChar"/>
+        </w:rPr>
+        <w:t xml:space="preserve">// окремо через параметри й ніколи не тлумачаться як код SQL</w:t>
+      </w:r>
+      <w:r>
+        <w:br/>
+      </w:r>
+      <w:r>
+        <w:rPr>
+          <w:rStyle w:val="VerbatimChar"/>
+        </w:rPr>
+        <w:t xml:space="preserve">bool safeLogin(sqlite3* db, const std::string&amp; login, const std::string&amp; password) {</w:t>
+      </w:r>
+      <w:r>
+        <w:br/>
+      </w:r>
+      <w:r>
+        <w:rPr>
+          <w:rStyle w:val="VerbatimChar"/>
+        </w:rPr>
+        <w:t xml:space="preserve">    const char* query = "SELECT login, role FROM users WHERE login=? AND password=?";</w:t>
+      </w:r>
+      <w:r>
+        <w:br/>
+      </w:r>
+      <w:r>
+        <w:rPr>
+          <w:rStyle w:val="VerbatimChar"/>
+        </w:rPr>
+        <w:t xml:space="preserve">    std::cout &lt;&lt; "[БЕЗПЕЧНИЙ] Запит: " &lt;&lt; query &lt;&lt; "\n";</w:t>
+      </w:r>
+      <w:r>
+        <w:br/>
+      </w:r>
+      <w:r>
+        <w:rPr>
+          <w:rStyle w:val="VerbatimChar"/>
+        </w:rPr>
+        <w:t xml:space="preserve">    std::cout &lt;&lt; "[БЕЗПЕЧНИЙ] Параметри: ('" &lt;&lt; login &lt;&lt; "', '" &lt;&lt; password &lt;&lt; "')\n";</w:t>
+      </w:r>
+      <w:r>
+        <w:br/>
+      </w:r>
+      <w:r>
+        <w:br/>
+      </w:r>
+      <w:r>
+        <w:rPr>
+          <w:rStyle w:val="VerbatimChar"/>
+        </w:rPr>
+        <w:t xml:space="preserve">    sqlite3_stmt* stmt = nullptr;</w:t>
+      </w:r>
+      <w:r>
+        <w:br/>
+      </w:r>
+      <w:r>
+        <w:rPr>
+          <w:rStyle w:val="VerbatimChar"/>
+        </w:rPr>
+        <w:t xml:space="preserve">    sqlite3_prepare_v2(db, query, -1, &amp;stmt, nullptr);</w:t>
+      </w:r>
+      <w:r>
+        <w:br/>
+      </w:r>
+      <w:r>
+        <w:rPr>
+          <w:rStyle w:val="VerbatimChar"/>
+        </w:rPr>
+        <w:t xml:space="preserve">    sqlite3_bind_text(stmt, 1, login.c_str(), -1, SQLITE_TRANSIENT);</w:t>
+      </w:r>
+      <w:r>
+        <w:br/>
+      </w:r>
+      <w:r>
+        <w:rPr>
+          <w:rStyle w:val="VerbatimChar"/>
+        </w:rPr>
+        <w:t xml:space="preserve">    sqlite3_bind_text(stmt, 2, password.c_str(), -1, SQLITE_TRANSIENT);</w:t>
+      </w:r>
+      <w:r>
+        <w:br/>
+      </w:r>
+      <w:r>
+        <w:br/>
+      </w:r>
+      <w:r>
+        <w:rPr>
+          <w:rStyle w:val="VerbatimChar"/>
+        </w:rPr>
+        <w:t xml:space="preserve">    bool found = (sqlite3_step(stmt) == SQLITE_ROW);</w:t>
+      </w:r>
+      <w:r>
+        <w:br/>
+      </w:r>
+      <w:r>
+        <w:rPr>
+          <w:rStyle w:val="VerbatimChar"/>
+        </w:rPr>
+        <w:t xml:space="preserve">    if (found) {</w:t>
+      </w:r>
+      <w:r>
+        <w:br/>
+      </w:r>
+      <w:r>
+        <w:rPr>
+          <w:rStyle w:val="VerbatimChar"/>
+        </w:rPr>
+        <w:t xml:space="preserve">        std::cout &lt;&lt; "[БЕЗПЕЧНИЙ] Вхід виконано як: "</w:t>
+      </w:r>
+      <w:r>
+        <w:br/>
+      </w:r>
+      <w:r>
+        <w:rPr>
+          <w:rStyle w:val="VerbatimChar"/>
+        </w:rPr>
+        <w:t xml:space="preserve">                  &lt;&lt; sqlite3_column_text(stmt, 0) &lt;&lt; "\n";</w:t>
+      </w:r>
+      <w:r>
+        <w:br/>
+      </w:r>
+      <w:r>
+        <w:rPr>
+          <w:rStyle w:val="VerbatimChar"/>
+        </w:rPr>
+        <w:t xml:space="preserve">    }</w:t>
+      </w:r>
+      <w:r>
+        <w:br/>
+      </w:r>
+      <w:r>
+        <w:rPr>
+          <w:rStyle w:val="VerbatimChar"/>
+        </w:rPr>
+        <w:t xml:space="preserve">    sqlite3_finalize(stmt);</w:t>
+      </w:r>
+      <w:r>
+        <w:br/>
+      </w:r>
+      <w:r>
+        <w:rPr>
+          <w:rStyle w:val="VerbatimChar"/>
+        </w:rPr>
+        <w:t xml:space="preserve">    return found;</w:t>
+      </w:r>
+      <w:r>
+        <w:br/>
+      </w:r>
+      <w:r>
+        <w:rPr>
+          <w:rStyle w:val="VerbatimChar"/>
+        </w:rPr>
+        <w:t xml:space="preserve">}</w:t>
+      </w:r>
+      <w:r>
+        <w:br/>
+      </w:r>
+      <w:r>
+        <w:br/>
+      </w:r>
+      <w:r>
+        <w:rPr>
+          <w:rStyle w:val="VerbatimChar"/>
+        </w:rPr>
+        <w:t xml:space="preserve">int main() {</w:t>
+      </w:r>
+      <w:r>
+        <w:br/>
+      </w:r>
+      <w:r>
+        <w:rPr>
+          <w:rStyle w:val="VerbatimChar"/>
+        </w:rPr>
+        <w:t xml:space="preserve">    sqlite3* db = setupDatabase();</w:t>
+      </w:r>
+      <w:r>
+        <w:br/>
+      </w:r>
+      <w:r>
+        <w:br/>
+      </w:r>
+      <w:r>
+        <w:rPr>
+          <w:rStyle w:val="VerbatimChar"/>
+        </w:rPr>
+        <w:t xml:space="preserve">    std::cout &lt;&lt; "=== Коректний вхід ===\n";</w:t>
+      </w:r>
+      <w:r>
+        <w:br/>
+      </w:r>
+      <w:r>
+        <w:rPr>
+          <w:rStyle w:val="VerbatimChar"/>
+        </w:rPr>
+        <w:t xml:space="preserve">    vulnerableLogin(db, "admin", "secret123");</w:t>
+      </w:r>
+      <w:r>
+        <w:br/>
+      </w:r>
+      <w:r>
+        <w:br/>
+      </w:r>
+      <w:r>
+        <w:rPr>
+          <w:rStyle w:val="VerbatimChar"/>
+        </w:rPr>
+        <w:t xml:space="preserve">    std::cout &lt;&lt; "\n=== Атака SQL-ін'єкцією ===\n";</w:t>
+      </w:r>
+      <w:r>
+        <w:br/>
+      </w:r>
+      <w:r>
+        <w:rPr>
+          <w:rStyle w:val="VerbatimChar"/>
+        </w:rPr>
+        <w:t xml:space="preserve">    // Введене значення закриває лапку й додає умову, істинну завжди</w:t>
+      </w:r>
+      <w:r>
+        <w:br/>
+      </w:r>
+      <w:r>
+        <w:rPr>
+          <w:rStyle w:val="VerbatimChar"/>
+        </w:rPr>
+        <w:t xml:space="preserve">    std::string injection = "' OR '1'='1";</w:t>
+      </w:r>
+      <w:r>
+        <w:br/>
+      </w:r>
+      <w:r>
+        <w:rPr>
+          <w:rStyle w:val="VerbatimChar"/>
+        </w:rPr>
+        <w:t xml:space="preserve">    bool bypassed = vulnerableLogin(db, "admin", injection);</w:t>
+      </w:r>
+      <w:r>
+        <w:br/>
+      </w:r>
+      <w:r>
+        <w:rPr>
+          <w:rStyle w:val="VerbatimChar"/>
+        </w:rPr>
+        <w:t xml:space="preserve">    std::cout &lt;&lt; "Результат: " &lt;&lt; (bypassed ? "ЗАХИСТ ОБІЙДЕНО" : "доступ відхилено") &lt;&lt; "\n";</w:t>
+      </w:r>
+      <w:r>
+        <w:br/>
+      </w:r>
+      <w:r>
+        <w:br/>
+      </w:r>
+      <w:r>
+        <w:rPr>
+          <w:rStyle w:val="VerbatimChar"/>
+        </w:rPr>
+        <w:t xml:space="preserve">    std::cout &lt;&lt; "\n=== Та сама атака на параметризованому запиті ===\n";</w:t>
+      </w:r>
+      <w:r>
+        <w:br/>
+      </w:r>
+      <w:r>
+        <w:rPr>
+          <w:rStyle w:val="VerbatimChar"/>
+        </w:rPr>
+        <w:t xml:space="preserve">    bool blocked = safeLogin(db, "admin", injection);</w:t>
+      </w:r>
+      <w:r>
+        <w:br/>
+      </w:r>
+      <w:r>
+        <w:rPr>
+          <w:rStyle w:val="VerbatimChar"/>
+        </w:rPr>
+        <w:t xml:space="preserve">    std::cout &lt;&lt; "Результат: " &lt;&lt; (blocked ? "ЗАХИСТ ОБІЙДЕНО" : "доступ відхилено") &lt;&lt; "\n";</w:t>
+      </w:r>
+      <w:r>
+        <w:br/>
+      </w:r>
+      <w:r>
+        <w:br/>
+      </w:r>
+      <w:r>
+        <w:rPr>
+          <w:rStyle w:val="VerbatimChar"/>
+        </w:rPr>
+        <w:t xml:space="preserve">    sqlite3_close(db);</w:t>
+      </w:r>
+      <w:r>
+        <w:br/>
+      </w:r>
+      <w:r>
+        <w:rPr>
+          <w:rStyle w:val="VerbatimChar"/>
+        </w:rPr>
+        <w:t xml:space="preserve">    return 0;</w:t>
+      </w:r>
+      <w:r>
+        <w:br/>
+      </w:r>
+      <w:r>
+        <w:rPr>
+          <w:rStyle w:val="VerbatimChar"/>
+        </w:rPr>
+        <w:t xml:space="preserve">}</w:t>
       </w:r>
     </w:p>
     <w:p>
@@ -5291,13 +5705,30 @@
       </w:tr>
     </w:tbl>
     <w:bookmarkEnd w:id="30"/>
-    <w:bookmarkStart w:id="31" w:name="контрольні-запитання"/>
+    <w:bookmarkStart w:id="34" w:name="контрольні-запитання"/>
     <w:p>
       <w:pPr>
         <w:pStyle w:val="Heading2"/>
       </w:pPr>
       <w:r>
         <w:t xml:space="preserve">Контрольні запитання</w:t>
+      </w:r>
+    </w:p>
+    <w:p>
+      <w:pPr>
+        <w:pStyle w:val="FirstParagraph"/>
+      </w:pPr>
+      <w:r>
+        <w:t xml:space="preserve">Запитання згруповано за рівнями навчальних досягнень. Для позитивної оцінки студент має відповісти на запитання середнього рівня, оцінка «добре» потребує відповідей достатнього рівня, оцінка «відмінно» — високого.</w:t>
+      </w:r>
+    </w:p>
+    <w:bookmarkStart w:id="31" w:name="середній-рівень-репродуктивний"/>
+    <w:p>
+      <w:pPr>
+        <w:pStyle w:val="Heading3"/>
+      </w:pPr>
+      <w:r>
+        <w:t xml:space="preserve">Середній рівень (репродуктивний)</w:t>
       </w:r>
     </w:p>
     <w:p>
@@ -5310,7 +5741,7 @@
         <w:jc w:val="both"/>
       </w:pPr>
       <w:r>
-        <w:t xml:space="preserve">Що таке брандмауер? Які типи брандмауерів існують?</w:t>
+        <w:t xml:space="preserve">Що таке брандмауер і які його типи існують?</w:t>
       </w:r>
     </w:p>
     <w:p>
@@ -5323,7 +5754,7 @@
         <w:jc w:val="both"/>
       </w:pPr>
       <w:r>
-        <w:t xml:space="preserve">Чим відрізняється IDS від IPS? Коли краще використовувати кожен?</w:t>
+        <w:t xml:space="preserve">Чим IDS відрізняється від IPS?</w:t>
       </w:r>
     </w:p>
     <w:p>
@@ -5336,7 +5767,7 @@
         <w:jc w:val="both"/>
       </w:pPr>
       <w:r>
-        <w:t xml:space="preserve">Які порти потрібно захищати в першу чергу і чому?</w:t>
+        <w:t xml:space="preserve">Які порти потребують захисту в першу чергу?</w:t>
       </w:r>
     </w:p>
     <w:p>
@@ -5349,7 +5780,7 @@
         <w:jc w:val="both"/>
       </w:pPr>
       <w:r>
-        <w:t xml:space="preserve">Як виявити сканування портів у мережевому трафіку?</w:t>
+        <w:t xml:space="preserve">Що таке сканування портів?</w:t>
       </w:r>
     </w:p>
     <w:p>
@@ -5362,7 +5793,7 @@
         <w:jc w:val="both"/>
       </w:pPr>
       <w:r>
-        <w:t xml:space="preserve">Що таке SQL-ін’єкція? Як від неї захиститися?</w:t>
+        <w:t xml:space="preserve">Що таке SQL-ін’єкція?</w:t>
       </w:r>
     </w:p>
     <w:p>
@@ -5375,7 +5806,7 @@
         <w:jc w:val="both"/>
       </w:pPr>
       <w:r>
-        <w:t xml:space="preserve">Що таке XSS? Які типи XSS існують?</w:t>
+        <w:t xml:space="preserve">Що таке XSS і які його типи існують?</w:t>
       </w:r>
     </w:p>
     <w:p>
@@ -5388,7 +5819,7 @@
         <w:jc w:val="both"/>
       </w:pPr>
       <w:r>
-        <w:t xml:space="preserve">Що таке stateful firewall і чим він кращий за пакетний фільтр?</w:t>
+        <w:t xml:space="preserve">Що таке OWASP Top 10?</w:t>
       </w:r>
     </w:p>
     <w:p>
@@ -5401,7 +5832,17 @@
         <w:jc w:val="both"/>
       </w:pPr>
       <w:r>
-        <w:t xml:space="preserve">Як працює Content Security Policy (CSP)?</w:t>
+        <w:t xml:space="preserve">Що таке Content Security Policy?</w:t>
+      </w:r>
+    </w:p>
+    <w:bookmarkEnd w:id="31"/>
+    <w:bookmarkStart w:id="32" w:name="Xf8a59b0220f3a7cb520922cfcf2989f7f66f7c3"/>
+    <w:p>
+      <w:pPr>
+        <w:pStyle w:val="Heading3"/>
+      </w:pPr>
+      <w:r>
+        <w:t xml:space="preserve">Достатній рівень (конструктивно-варіативний)</w:t>
       </w:r>
     </w:p>
     <w:p>
@@ -5409,12 +5850,12 @@
         <w:pStyle w:val="Compact"/>
         <w:numPr>
           <w:ilvl w:val="0"/>
-          <w:numId w:val="1010"/>
+          <w:numId w:val="1011"/>
         </w:numPr>
         <w:jc w:val="both"/>
       </w:pPr>
       <w:r>
-        <w:t xml:space="preserve">Що таке OWASP Top 10?</w:t>
+        <w:t xml:space="preserve">Чим stateful firewall кращий за простий пакетний фільтр?</w:t>
       </w:r>
     </w:p>
     <w:p>
@@ -5422,15 +5863,156 @@
         <w:pStyle w:val="Compact"/>
         <w:numPr>
           <w:ilvl w:val="0"/>
-          <w:numId w:val="1010"/>
+          <w:numId w:val="1011"/>
         </w:numPr>
         <w:jc w:val="both"/>
       </w:pPr>
       <w:r>
-        <w:t xml:space="preserve">Чому HTTPS не захищає від всіх атак?</w:t>
-      </w:r>
-    </w:p>
-    <w:bookmarkEnd w:id="31"/>
+        <w:t xml:space="preserve">Як виявити сканування портів у мережевому трафіку? За якими ознаками?</w:t>
+      </w:r>
+    </w:p>
+    <w:p>
+      <w:pPr>
+        <w:pStyle w:val="Compact"/>
+        <w:numPr>
+          <w:ilvl w:val="0"/>
+          <w:numId w:val="1011"/>
+        </w:numPr>
+        <w:jc w:val="both"/>
+      </w:pPr>
+      <w:r>
+        <w:t xml:space="preserve">Як параметризовані запити унеможливлюють SQL-ін’єкцію?</w:t>
+      </w:r>
+    </w:p>
+    <w:p>
+      <w:pPr>
+        <w:pStyle w:val="Compact"/>
+        <w:numPr>
+          <w:ilvl w:val="0"/>
+          <w:numId w:val="1011"/>
+        </w:numPr>
+        <w:jc w:val="both"/>
+      </w:pPr>
+      <w:r>
+        <w:t xml:space="preserve">Чому екранування виводу захищає від XSS, а фільтрація вводу — не завжди?</w:t>
+      </w:r>
+    </w:p>
+    <w:p>
+      <w:pPr>
+        <w:pStyle w:val="Compact"/>
+        <w:numPr>
+          <w:ilvl w:val="0"/>
+          <w:numId w:val="1011"/>
+        </w:numPr>
+        <w:jc w:val="both"/>
+      </w:pPr>
+      <w:r>
+        <w:t xml:space="preserve">Коли доцільніший IDS, а коли IPS? Наведіть по одному сценарію.</w:t>
+      </w:r>
+    </w:p>
+    <w:p>
+      <w:pPr>
+        <w:pStyle w:val="Compact"/>
+        <w:numPr>
+          <w:ilvl w:val="0"/>
+          <w:numId w:val="1011"/>
+        </w:numPr>
+        <w:jc w:val="both"/>
+      </w:pPr>
+      <w:r>
+        <w:t xml:space="preserve">Запишіть правило брандмауера, яке дозволяє лише вихідні з’єднання на порт 443.</w:t>
+      </w:r>
+    </w:p>
+    <w:p>
+      <w:pPr>
+        <w:pStyle w:val="Compact"/>
+        <w:numPr>
+          <w:ilvl w:val="0"/>
+          <w:numId w:val="1011"/>
+        </w:numPr>
+        <w:jc w:val="both"/>
+      </w:pPr>
+      <w:r>
+        <w:t xml:space="preserve">Чому HTTPS не захищає від усіх атак? Наведіть два приклади.</w:t>
+      </w:r>
+    </w:p>
+    <w:p>
+      <w:pPr>
+        <w:pStyle w:val="Compact"/>
+        <w:numPr>
+          <w:ilvl w:val="0"/>
+          <w:numId w:val="1011"/>
+        </w:numPr>
+        <w:jc w:val="both"/>
+      </w:pPr>
+      <w:r>
+        <w:t xml:space="preserve">Як CSP обмежує наслідки успішної XSS-атаки?</w:t>
+      </w:r>
+    </w:p>
+    <w:bookmarkEnd w:id="32"/>
+    <w:bookmarkStart w:id="33" w:name="високий-рівень-творчий"/>
+    <w:p>
+      <w:pPr>
+        <w:pStyle w:val="Heading3"/>
+      </w:pPr>
+      <w:r>
+        <w:t xml:space="preserve">Високий рівень (творчий)</w:t>
+      </w:r>
+    </w:p>
+    <w:p>
+      <w:pPr>
+        <w:pStyle w:val="Compact"/>
+        <w:numPr>
+          <w:ilvl w:val="0"/>
+          <w:numId w:val="1012"/>
+        </w:numPr>
+        <w:jc w:val="both"/>
+      </w:pPr>
+      <w:r>
+        <w:t xml:space="preserve">Побудуйте ешелоновану схему захисту веб-застосунку: які засоби на якому рівні та проти яких загроз працюють.</w:t>
+      </w:r>
+    </w:p>
+    <w:p>
+      <w:pPr>
+        <w:pStyle w:val="Compact"/>
+        <w:numPr>
+          <w:ilvl w:val="0"/>
+          <w:numId w:val="1012"/>
+        </w:numPr>
+        <w:jc w:val="both"/>
+      </w:pPr>
+      <w:r>
+        <w:t xml:space="preserve">Система виявлення вторгнень дає багато хибних спрацьовувань. Назвіть причини та порядок налаштування, щоб їх зменшити без втрати чутливості.</w:t>
+      </w:r>
+    </w:p>
+    <w:p>
+      <w:pPr>
+        <w:pStyle w:val="Compact"/>
+        <w:numPr>
+          <w:ilvl w:val="0"/>
+          <w:numId w:val="1012"/>
+        </w:numPr>
+        <w:jc w:val="both"/>
+      </w:pPr>
+      <w:r>
+        <w:t xml:space="preserve">Оцініть, чому повне блокування вхідного трафіку не є універсальним розв’язанням, і сформулюйте критерій відкриття порту.</w:t>
+      </w:r>
+    </w:p>
+    <w:p>
+      <w:pPr>
+        <w:pStyle w:val="Compact"/>
+        <w:numPr>
+          <w:ilvl w:val="0"/>
+          <w:numId w:val="1012"/>
+        </w:numPr>
+        <w:jc w:val="both"/>
+      </w:pPr>
+      <w:r>
+        <w:t xml:space="preserve">Сформулюйте, чому більшість успішних атак використовує не технічні вразливості, а помилки конфігурації та людський фактор. Проілюструйте прикладами з роботи.</w:t>
+      </w:r>
+    </w:p>
+    <w:bookmarkEnd w:id="33"/>
+    <w:bookmarkEnd w:id="34"/>
     <w:sectPr>
       <w:pgSz w:h="16838" w:orient="portrait" w:w="11906"/>
       <w:pgMar w:bottom="1134" w:footer="708" w:gutter="0" w:header="708" w:left="1418" w:right="851" w:top="1134"/>
@@ -6251,6 +6833,66 @@
     <w:abstractNumId w:val="991"/>
   </w:num>
   <w:num w:numId="1010">
+    <w:abstractNumId w:val="99411"/>
+    <w:lvlOverride w:ilvl="0">
+      <w:startOverride w:val="1"/>
+    </w:lvlOverride>
+    <w:lvlOverride w:ilvl="1">
+      <w:startOverride w:val="1"/>
+    </w:lvlOverride>
+    <w:lvlOverride w:ilvl="2">
+      <w:startOverride w:val="1"/>
+    </w:lvlOverride>
+    <w:lvlOverride w:ilvl="3">
+      <w:startOverride w:val="1"/>
+    </w:lvlOverride>
+    <w:lvlOverride w:ilvl="4">
+      <w:startOverride w:val="1"/>
+    </w:lvlOverride>
+    <w:lvlOverride w:ilvl="5">
+      <w:startOverride w:val="1"/>
+    </w:lvlOverride>
+    <w:lvlOverride w:ilvl="6">
+      <w:startOverride w:val="1"/>
+    </w:lvlOverride>
+    <w:lvlOverride w:ilvl="7">
+      <w:startOverride w:val="1"/>
+    </w:lvlOverride>
+    <w:lvlOverride w:ilvl="8">
+      <w:startOverride w:val="1"/>
+    </w:lvlOverride>
+  </w:num>
+  <w:num w:numId="1011">
+    <w:abstractNumId w:val="99411"/>
+    <w:lvlOverride w:ilvl="0">
+      <w:startOverride w:val="1"/>
+    </w:lvlOverride>
+    <w:lvlOverride w:ilvl="1">
+      <w:startOverride w:val="1"/>
+    </w:lvlOverride>
+    <w:lvlOverride w:ilvl="2">
+      <w:startOverride w:val="1"/>
+    </w:lvlOverride>
+    <w:lvlOverride w:ilvl="3">
+      <w:startOverride w:val="1"/>
+    </w:lvlOverride>
+    <w:lvlOverride w:ilvl="4">
+      <w:startOverride w:val="1"/>
+    </w:lvlOverride>
+    <w:lvlOverride w:ilvl="5">
+      <w:startOverride w:val="1"/>
+    </w:lvlOverride>
+    <w:lvlOverride w:ilvl="6">
+      <w:startOverride w:val="1"/>
+    </w:lvlOverride>
+    <w:lvlOverride w:ilvl="7">
+      <w:startOverride w:val="1"/>
+    </w:lvlOverride>
+    <w:lvlOverride w:ilvl="8">
+      <w:startOverride w:val="1"/>
+    </w:lvlOverride>
+  </w:num>
+  <w:num w:numId="1012">
     <w:abstractNumId w:val="99411"/>
     <w:lvlOverride w:ilvl="0">
       <w:startOverride w:val="1"/>
